--- a/zht/docx/165.content.docx
+++ b/zht/docx/165.content.docx
@@ -414,306 +414,228 @@
           <w:lang w:val="zh_TW" w:bidi="zh_TW"/>
         </w:rPr>
       </w:r>
-      <w:hyperlink r:id="rId13">
-        <w:r>
-          <w:rPr>
-            <w:lang w:val="zh_TW" w:bidi="zh_TW"/>
-          </w:rPr>
-          <w:rPr>
-            <w:color w:val="0000EE"/>
-            <w:u w:val="single"/>
-          </w:rPr>
-          <w:t>哥林多前書9:9–11</w:t>
-        </w:r>
-      </w:hyperlink>
-    </w:p>
-    <w:p>
-      <w:pPr>
-        <w:pStyle w:val="ListBullet"/>
-        <w:spacing w:line="240" w:lineRule="auto"/>
-        <w:ind w:left="720"/>
-      </w:pPr>
-      <w:r>
-        <w:rPr>
-          <w:lang w:val="zh_TW" w:bidi="zh_TW"/>
-        </w:rPr>
-      </w:r>
-      <w:hyperlink r:id="rId14">
-        <w:r>
-          <w:rPr>
-            <w:lang w:val="zh_TW" w:bidi="zh_TW"/>
-          </w:rPr>
-          <w:rPr>
-            <w:color w:val="0000EE"/>
-            <w:u w:val="single"/>
-          </w:rPr>
-          <w:t>撒母耳記下21:7–9</w:t>
-        </w:r>
-      </w:hyperlink>
-    </w:p>
-    <w:p>
-      <w:pPr>
-        <w:pStyle w:val="ListBullet"/>
-        <w:spacing w:line="240" w:lineRule="auto"/>
-        <w:ind w:left="720"/>
-      </w:pPr>
-      <w:r>
-        <w:rPr>
-          <w:lang w:val="zh_TW" w:bidi="zh_TW"/>
-        </w:rPr>
-      </w:r>
-      <w:hyperlink r:id="rId15">
-        <w:r>
-          <w:rPr>
-            <w:lang w:val="zh_TW" w:bidi="zh_TW"/>
-          </w:rPr>
-          <w:rPr>
-            <w:color w:val="0000EE"/>
-            <w:u w:val="single"/>
-          </w:rPr>
-          <w:t>加拉太書6:9–10</w:t>
-        </w:r>
-      </w:hyperlink>
-    </w:p>
-    <w:p>
-      <w:pPr>
-        <w:pStyle w:val="ListBullet"/>
-        <w:spacing w:line="240" w:lineRule="auto"/>
-        <w:ind w:left="720"/>
-      </w:pPr>
-      <w:r>
-        <w:rPr>
-          <w:lang w:val="zh_TW" w:bidi="zh_TW"/>
-        </w:rPr>
-      </w:r>
-      <w:hyperlink r:id="rId16">
-        <w:r>
-          <w:rPr>
-            <w:lang w:val="zh_TW" w:bidi="zh_TW"/>
-          </w:rPr>
-          <w:rPr>
-            <w:color w:val="0000EE"/>
-            <w:u w:val="single"/>
-          </w:rPr>
-          <w:t>以賽亞書17:11</w:t>
-        </w:r>
-      </w:hyperlink>
-    </w:p>
-    <w:p>
-      <w:pPr>
-        <w:pStyle w:val="ListBullet"/>
-        <w:spacing w:line="240" w:lineRule="auto"/>
-        <w:ind w:left="720"/>
-      </w:pPr>
-      <w:r>
-        <w:rPr>
-          <w:lang w:val="zh_TW" w:bidi="zh_TW"/>
-        </w:rPr>
-      </w:r>
-      <w:hyperlink r:id="rId17">
-        <w:r>
-          <w:rPr>
-            <w:lang w:val="zh_TW" w:bidi="zh_TW"/>
-          </w:rPr>
-          <w:rPr>
-            <w:color w:val="0000EE"/>
-            <w:u w:val="single"/>
-          </w:rPr>
-          <w:t>雅各書5:7–8</w:t>
-        </w:r>
-      </w:hyperlink>
-    </w:p>
-    <w:p>
-      <w:pPr>
-        <w:pStyle w:val="ListBullet"/>
-        <w:spacing w:line="240" w:lineRule="auto"/>
-        <w:ind w:left="720"/>
-      </w:pPr>
-      <w:r>
-        <w:rPr>
-          <w:lang w:val="zh_TW" w:bidi="zh_TW"/>
-        </w:rPr>
-      </w:r>
-      <w:hyperlink r:id="rId18">
-        <w:r>
-          <w:rPr>
-            <w:lang w:val="zh_TW" w:bidi="zh_TW"/>
-          </w:rPr>
-          <w:rPr>
-            <w:color w:val="0000EE"/>
-            <w:u w:val="single"/>
-          </w:rPr>
-          <w:t>利未記19:9</w:t>
-        </w:r>
-      </w:hyperlink>
-    </w:p>
-    <w:p>
-      <w:pPr>
-        <w:pStyle w:val="ListBullet"/>
-        <w:spacing w:line="240" w:lineRule="auto"/>
-        <w:ind w:left="720"/>
-      </w:pPr>
-      <w:r>
-        <w:rPr>
-          <w:lang w:val="zh_TW" w:bidi="zh_TW"/>
-        </w:rPr>
-      </w:r>
-      <w:hyperlink r:id="rId19">
-        <w:r>
-          <w:rPr>
-            <w:lang w:val="zh_TW" w:bidi="zh_TW"/>
-          </w:rPr>
-          <w:rPr>
-            <w:color w:val="0000EE"/>
-            <w:u w:val="single"/>
-          </w:rPr>
-          <w:t>馬太福音9:38</w:t>
-        </w:r>
-      </w:hyperlink>
-    </w:p>
-    <w:p>
-      <w:pPr>
-        <w:pStyle w:val="ListBullet"/>
-        <w:spacing w:line="240" w:lineRule="auto"/>
-        <w:ind w:left="720"/>
-      </w:pPr>
-      <w:r>
-        <w:rPr>
-          <w:lang w:val="zh_TW" w:bidi="zh_TW"/>
-        </w:rPr>
-      </w:r>
-      <w:hyperlink r:id="rId20">
-        <w:r>
-          <w:rPr>
-            <w:lang w:val="zh_TW" w:bidi="zh_TW"/>
-          </w:rPr>
-          <w:rPr>
-            <w:color w:val="0000EE"/>
-            <w:u w:val="single"/>
-          </w:rPr>
-          <w:t>路得記1:22</w:t>
-        </w:r>
-      </w:hyperlink>
-    </w:p>
-    <w:p>
-      <w:pPr>
-        <w:pStyle w:val="ListBullet"/>
-        <w:spacing w:line="240" w:lineRule="auto"/>
-        <w:ind w:left="720"/>
-      </w:pPr>
-      <w:r>
-        <w:rPr>
-          <w:lang w:val="zh_TW" w:bidi="zh_TW"/>
-        </w:rPr>
-      </w:r>
-      <w:hyperlink r:id="rId15">
-        <w:r>
-          <w:rPr>
-            <w:lang w:val="zh_TW" w:bidi="zh_TW"/>
-          </w:rPr>
-          <w:rPr>
-            <w:color w:val="0000EE"/>
-            <w:u w:val="single"/>
-          </w:rPr>
-          <w:t>加拉太書6:9–10</w:t>
-        </w:r>
-      </w:hyperlink>
-    </w:p>
-    <w:p>
-      <w:pPr>
-        <w:pStyle w:val="ListBullet"/>
-        <w:spacing w:line="240" w:lineRule="auto"/>
-        <w:ind w:left="720"/>
-      </w:pPr>
-      <w:r>
-        <w:rPr>
-          <w:lang w:val="zh_TW" w:bidi="zh_TW"/>
-        </w:rPr>
-      </w:r>
-      <w:hyperlink r:id="rId21">
-        <w:r>
-          <w:rPr>
-            <w:lang w:val="zh_TW" w:bidi="zh_TW"/>
-          </w:rPr>
-          <w:rPr>
-            <w:color w:val="0000EE"/>
-            <w:u w:val="single"/>
-          </w:rPr>
-          <w:t>馬太福音6:25–26</w:t>
-        </w:r>
-      </w:hyperlink>
-    </w:p>
-    <w:p>
-      <w:pPr>
-        <w:pStyle w:val="ListBullet"/>
-        <w:spacing w:line="240" w:lineRule="auto"/>
-        <w:ind w:left="720"/>
-      </w:pPr>
-      <w:r>
-        <w:rPr>
-          <w:lang w:val="zh_TW" w:bidi="zh_TW"/>
-        </w:rPr>
-      </w:r>
-      <w:hyperlink r:id="rId22">
-        <w:r>
-          <w:rPr>
-            <w:lang w:val="zh_TW" w:bidi="zh_TW"/>
-          </w:rPr>
-          <w:rPr>
-            <w:color w:val="0000EE"/>
-            <w:u w:val="single"/>
-          </w:rPr>
-          <w:t>馬太福音13:30</w:t>
-        </w:r>
-      </w:hyperlink>
-    </w:p>
-    <w:p>
-      <w:pPr>
-        <w:pStyle w:val="ListBullet"/>
-        <w:spacing w:line="240" w:lineRule="auto"/>
-        <w:ind w:left="720"/>
-      </w:pPr>
-      <w:r>
-        <w:rPr>
-          <w:lang w:val="zh_TW" w:bidi="zh_TW"/>
-        </w:rPr>
-      </w:r>
-      <w:hyperlink r:id="rId23">
-        <w:r>
-          <w:rPr>
-            <w:lang w:val="zh_TW" w:bidi="zh_TW"/>
-          </w:rPr>
-          <w:rPr>
-            <w:color w:val="0000EE"/>
-            <w:u w:val="single"/>
-          </w:rPr>
-          <w:t>馬太福音13:36–39</w:t>
-        </w:r>
-      </w:hyperlink>
-    </w:p>
-    <w:p>
-      <w:pPr>
-        <w:pStyle w:val="ListBullet"/>
-        <w:spacing w:line="240" w:lineRule="auto"/>
-        <w:ind w:left="720"/>
-      </w:pPr>
-      <w:r>
-        <w:rPr>
-          <w:lang w:val="zh_TW" w:bidi="zh_TW"/>
-        </w:rPr>
-      </w:r>
-      <w:hyperlink r:id="rId24">
-        <w:r>
-          <w:rPr>
-            <w:lang w:val="zh_TW" w:bidi="zh_TW"/>
-          </w:rPr>
-          <w:rPr>
-            <w:color w:val="0000EE"/>
-            <w:u w:val="single"/>
-          </w:rPr>
-          <w:t>馬太福音25:24</w:t>
-        </w:r>
-      </w:hyperlink>
+      <w:r>
+        <w:rPr>
+          <w:lang w:val="zh_TW" w:bidi="zh_TW"/>
+        </w:rPr>
+        <w:t>哥林多前書9:9–11</w:t>
+      </w:r>
+    </w:p>
+    <w:p>
+      <w:pPr>
+        <w:pStyle w:val="ListBullet"/>
+        <w:spacing w:line="240" w:lineRule="auto"/>
+        <w:ind w:left="720"/>
+      </w:pPr>
+      <w:r>
+        <w:rPr>
+          <w:lang w:val="zh_TW" w:bidi="zh_TW"/>
+        </w:rPr>
+      </w:r>
+      <w:r>
+        <w:rPr>
+          <w:lang w:val="zh_TW" w:bidi="zh_TW"/>
+        </w:rPr>
+        <w:t>撒母耳記下21:7–9</w:t>
+      </w:r>
+    </w:p>
+    <w:p>
+      <w:pPr>
+        <w:pStyle w:val="ListBullet"/>
+        <w:spacing w:line="240" w:lineRule="auto"/>
+        <w:ind w:left="720"/>
+      </w:pPr>
+      <w:r>
+        <w:rPr>
+          <w:lang w:val="zh_TW" w:bidi="zh_TW"/>
+        </w:rPr>
+      </w:r>
+      <w:r>
+        <w:rPr>
+          <w:lang w:val="zh_TW" w:bidi="zh_TW"/>
+        </w:rPr>
+        <w:t>加拉太書6:9–10</w:t>
+      </w:r>
+    </w:p>
+    <w:p>
+      <w:pPr>
+        <w:pStyle w:val="ListBullet"/>
+        <w:spacing w:line="240" w:lineRule="auto"/>
+        <w:ind w:left="720"/>
+      </w:pPr>
+      <w:r>
+        <w:rPr>
+          <w:lang w:val="zh_TW" w:bidi="zh_TW"/>
+        </w:rPr>
+      </w:r>
+      <w:r>
+        <w:rPr>
+          <w:lang w:val="zh_TW" w:bidi="zh_TW"/>
+        </w:rPr>
+        <w:t>以賽亞書17:11</w:t>
+      </w:r>
+    </w:p>
+    <w:p>
+      <w:pPr>
+        <w:pStyle w:val="ListBullet"/>
+        <w:spacing w:line="240" w:lineRule="auto"/>
+        <w:ind w:left="720"/>
+      </w:pPr>
+      <w:r>
+        <w:rPr>
+          <w:lang w:val="zh_TW" w:bidi="zh_TW"/>
+        </w:rPr>
+      </w:r>
+      <w:r>
+        <w:rPr>
+          <w:lang w:val="zh_TW" w:bidi="zh_TW"/>
+        </w:rPr>
+        <w:t>雅各書5:7–8</w:t>
+      </w:r>
+    </w:p>
+    <w:p>
+      <w:pPr>
+        <w:pStyle w:val="ListBullet"/>
+        <w:spacing w:line="240" w:lineRule="auto"/>
+        <w:ind w:left="720"/>
+      </w:pPr>
+      <w:r>
+        <w:rPr>
+          <w:lang w:val="zh_TW" w:bidi="zh_TW"/>
+        </w:rPr>
+      </w:r>
+      <w:r>
+        <w:rPr>
+          <w:lang w:val="zh_TW" w:bidi="zh_TW"/>
+        </w:rPr>
+        <w:t>利未記19:9</w:t>
+      </w:r>
+    </w:p>
+    <w:p>
+      <w:pPr>
+        <w:pStyle w:val="ListBullet"/>
+        <w:spacing w:line="240" w:lineRule="auto"/>
+        <w:ind w:left="720"/>
+      </w:pPr>
+      <w:r>
+        <w:rPr>
+          <w:lang w:val="zh_TW" w:bidi="zh_TW"/>
+        </w:rPr>
+      </w:r>
+      <w:r>
+        <w:rPr>
+          <w:lang w:val="zh_TW" w:bidi="zh_TW"/>
+        </w:rPr>
+        <w:t>馬太福音9:38</w:t>
+      </w:r>
+    </w:p>
+    <w:p>
+      <w:pPr>
+        <w:pStyle w:val="ListBullet"/>
+        <w:spacing w:line="240" w:lineRule="auto"/>
+        <w:ind w:left="720"/>
+      </w:pPr>
+      <w:r>
+        <w:rPr>
+          <w:lang w:val="zh_TW" w:bidi="zh_TW"/>
+        </w:rPr>
+      </w:r>
+      <w:r>
+        <w:rPr>
+          <w:lang w:val="zh_TW" w:bidi="zh_TW"/>
+        </w:rPr>
+        <w:t>路得記1:22</w:t>
+      </w:r>
+    </w:p>
+    <w:p>
+      <w:pPr>
+        <w:pStyle w:val="ListBullet"/>
+        <w:spacing w:line="240" w:lineRule="auto"/>
+        <w:ind w:left="720"/>
+      </w:pPr>
+      <w:r>
+        <w:rPr>
+          <w:lang w:val="zh_TW" w:bidi="zh_TW"/>
+        </w:rPr>
+      </w:r>
+      <w:r>
+        <w:rPr>
+          <w:lang w:val="zh_TW" w:bidi="zh_TW"/>
+        </w:rPr>
+        <w:t>加拉太書6:9–10</w:t>
+      </w:r>
+    </w:p>
+    <w:p>
+      <w:pPr>
+        <w:pStyle w:val="ListBullet"/>
+        <w:spacing w:line="240" w:lineRule="auto"/>
+        <w:ind w:left="720"/>
+      </w:pPr>
+      <w:r>
+        <w:rPr>
+          <w:lang w:val="zh_TW" w:bidi="zh_TW"/>
+        </w:rPr>
+      </w:r>
+      <w:r>
+        <w:rPr>
+          <w:lang w:val="zh_TW" w:bidi="zh_TW"/>
+        </w:rPr>
+        <w:t>馬太福音6:25–26</w:t>
+      </w:r>
+    </w:p>
+    <w:p>
+      <w:pPr>
+        <w:pStyle w:val="ListBullet"/>
+        <w:spacing w:line="240" w:lineRule="auto"/>
+        <w:ind w:left="720"/>
+      </w:pPr>
+      <w:r>
+        <w:rPr>
+          <w:lang w:val="zh_TW" w:bidi="zh_TW"/>
+        </w:rPr>
+      </w:r>
+      <w:r>
+        <w:rPr>
+          <w:lang w:val="zh_TW" w:bidi="zh_TW"/>
+        </w:rPr>
+        <w:t>馬太福音13:30</w:t>
+      </w:r>
+    </w:p>
+    <w:p>
+      <w:pPr>
+        <w:pStyle w:val="ListBullet"/>
+        <w:spacing w:line="240" w:lineRule="auto"/>
+        <w:ind w:left="720"/>
+      </w:pPr>
+      <w:r>
+        <w:rPr>
+          <w:lang w:val="zh_TW" w:bidi="zh_TW"/>
+        </w:rPr>
+      </w:r>
+      <w:r>
+        <w:rPr>
+          <w:lang w:val="zh_TW" w:bidi="zh_TW"/>
+        </w:rPr>
+        <w:t>馬太福音13:36–39</w:t>
+      </w:r>
+    </w:p>
+    <w:p>
+      <w:pPr>
+        <w:pStyle w:val="ListBullet"/>
+        <w:spacing w:line="240" w:lineRule="auto"/>
+        <w:ind w:left="720"/>
+      </w:pPr>
+      <w:r>
+        <w:rPr>
+          <w:lang w:val="zh_TW" w:bidi="zh_TW"/>
+        </w:rPr>
+      </w:r>
+      <w:r>
+        <w:rPr>
+          <w:lang w:val="zh_TW" w:bidi="zh_TW"/>
+        </w:rPr>
+        <w:t>馬太福音25:24</w:t>
+      </w:r>
     </w:p>
     <w:p>
       <w:pPr>
@@ -1030,114 +952,84 @@
           <w:lang w:val="zh_TW" w:bidi="zh_TW"/>
         </w:rPr>
       </w:r>
-      <w:hyperlink r:id="rId25">
-        <w:r>
-          <w:rPr>
-            <w:lang w:val="zh_TW" w:bidi="zh_TW"/>
-          </w:rPr>
-          <w:rPr>
-            <w:color w:val="0000EE"/>
-            <w:u w:val="single"/>
-          </w:rPr>
-          <w:t>以弗所書1:5</w:t>
-        </w:r>
-      </w:hyperlink>
-    </w:p>
-    <w:p>
-      <w:pPr>
-        <w:pStyle w:val="ListBullet"/>
-        <w:spacing w:line="240" w:lineRule="auto"/>
-        <w:ind w:left="720"/>
-      </w:pPr>
-      <w:r>
-        <w:rPr>
-          <w:lang w:val="zh_TW" w:bidi="zh_TW"/>
-        </w:rPr>
-      </w:r>
-      <w:hyperlink r:id="rId26">
-        <w:r>
-          <w:rPr>
-            <w:lang w:val="zh_TW" w:bidi="zh_TW"/>
-          </w:rPr>
-          <w:rPr>
-            <w:color w:val="0000EE"/>
-            <w:u w:val="single"/>
-          </w:rPr>
-          <w:t>加拉太書4:3–5</w:t>
-        </w:r>
-      </w:hyperlink>
-    </w:p>
-    <w:p>
-      <w:pPr>
-        <w:pStyle w:val="ListBullet"/>
-        <w:spacing w:line="240" w:lineRule="auto"/>
-        <w:ind w:left="720"/>
-      </w:pPr>
-      <w:r>
-        <w:rPr>
-          <w:lang w:val="zh_TW" w:bidi="zh_TW"/>
-        </w:rPr>
-      </w:r>
-      <w:hyperlink r:id="rId27">
-        <w:r>
-          <w:rPr>
-            <w:lang w:val="zh_TW" w:bidi="zh_TW"/>
-          </w:rPr>
-          <w:rPr>
-            <w:color w:val="0000EE"/>
-            <w:u w:val="single"/>
-          </w:rPr>
-          <w:t>羅馬書8:14–15</w:t>
-        </w:r>
-      </w:hyperlink>
-    </w:p>
-    <w:p>
-      <w:pPr>
-        <w:pStyle w:val="ListBullet"/>
-        <w:spacing w:line="240" w:lineRule="auto"/>
-        <w:ind w:left="720"/>
-      </w:pPr>
-      <w:r>
-        <w:rPr>
-          <w:lang w:val="zh_TW" w:bidi="zh_TW"/>
-        </w:rPr>
-      </w:r>
-      <w:hyperlink r:id="rId28">
-        <w:r>
-          <w:rPr>
-            <w:lang w:val="zh_TW" w:bidi="zh_TW"/>
-          </w:rPr>
-          <w:rPr>
-            <w:color w:val="0000EE"/>
-            <w:u w:val="single"/>
-          </w:rPr>
-          <w:t>羅馬書8:23</w:t>
-        </w:r>
-      </w:hyperlink>
-    </w:p>
-    <w:p>
-      <w:pPr>
-        <w:pStyle w:val="ListBullet"/>
-        <w:spacing w:line="240" w:lineRule="auto"/>
-        <w:ind w:left="720"/>
-      </w:pPr>
-      <w:r>
-        <w:rPr>
-          <w:lang w:val="zh_TW" w:bidi="zh_TW"/>
-        </w:rPr>
-      </w:r>
-      <w:hyperlink r:id="rId29">
-        <w:r>
-          <w:rPr>
-            <w:lang w:val="zh_TW" w:bidi="zh_TW"/>
-          </w:rPr>
-          <w:rPr>
-            <w:color w:val="0000EE"/>
-            <w:u w:val="single"/>
-          </w:rPr>
-          <w:t>羅馬書9:4</w:t>
-        </w:r>
-      </w:hyperlink>
+      <w:r>
+        <w:rPr>
+          <w:lang w:val="zh_TW" w:bidi="zh_TW"/>
+        </w:rPr>
+        <w:t>以弗所書1:5</w:t>
+      </w:r>
+    </w:p>
+    <w:p>
+      <w:pPr>
+        <w:pStyle w:val="ListBullet"/>
+        <w:spacing w:line="240" w:lineRule="auto"/>
+        <w:ind w:left="720"/>
+      </w:pPr>
+      <w:r>
+        <w:rPr>
+          <w:lang w:val="zh_TW" w:bidi="zh_TW"/>
+        </w:rPr>
+      </w:r>
+      <w:r>
+        <w:rPr>
+          <w:lang w:val="zh_TW" w:bidi="zh_TW"/>
+        </w:rPr>
+        <w:t>加拉太書4:3–5</w:t>
+      </w:r>
+    </w:p>
+    <w:p>
+      <w:pPr>
+        <w:pStyle w:val="ListBullet"/>
+        <w:spacing w:line="240" w:lineRule="auto"/>
+        <w:ind w:left="720"/>
+      </w:pPr>
+      <w:r>
+        <w:rPr>
+          <w:lang w:val="zh_TW" w:bidi="zh_TW"/>
+        </w:rPr>
+      </w:r>
+      <w:r>
+        <w:rPr>
+          <w:lang w:val="zh_TW" w:bidi="zh_TW"/>
+        </w:rPr>
+        <w:t>羅馬書8:14–15</w:t>
+      </w:r>
+    </w:p>
+    <w:p>
+      <w:pPr>
+        <w:pStyle w:val="ListBullet"/>
+        <w:spacing w:line="240" w:lineRule="auto"/>
+        <w:ind w:left="720"/>
+      </w:pPr>
+      <w:r>
+        <w:rPr>
+          <w:lang w:val="zh_TW" w:bidi="zh_TW"/>
+        </w:rPr>
+      </w:r>
+      <w:r>
+        <w:rPr>
+          <w:lang w:val="zh_TW" w:bidi="zh_TW"/>
+        </w:rPr>
+        <w:t>羅馬書8:23</w:t>
+      </w:r>
+    </w:p>
+    <w:p>
+      <w:pPr>
+        <w:pStyle w:val="ListBullet"/>
+        <w:spacing w:line="240" w:lineRule="auto"/>
+        <w:ind w:left="720"/>
+      </w:pPr>
+      <w:r>
+        <w:rPr>
+          <w:lang w:val="zh_TW" w:bidi="zh_TW"/>
+        </w:rPr>
+      </w:r>
+      <w:r>
+        <w:rPr>
+          <w:lang w:val="zh_TW" w:bidi="zh_TW"/>
+        </w:rPr>
+        <w:t>羅馬書9:4</w:t>
+      </w:r>
     </w:p>
     <w:p>
       <w:pPr>
@@ -1365,90 +1257,66 @@
           <w:lang w:val="zh_TW" w:bidi="zh_TW"/>
         </w:rPr>
       </w:r>
-      <w:hyperlink r:id="rId30">
-        <w:r>
-          <w:rPr>
-            <w:lang w:val="zh_TW" w:bidi="zh_TW"/>
-          </w:rPr>
-          <w:rPr>
-            <w:color w:val="0000EE"/>
-            <w:u w:val="single"/>
-          </w:rPr>
-          <w:t>但以理書1:11–13</w:t>
-        </w:r>
-      </w:hyperlink>
-    </w:p>
-    <w:p>
-      <w:pPr>
-        <w:pStyle w:val="ListBullet"/>
-        <w:spacing w:line="240" w:lineRule="auto"/>
-        <w:ind w:left="720"/>
-      </w:pPr>
-      <w:r>
-        <w:rPr>
-          <w:lang w:val="zh_TW" w:bidi="zh_TW"/>
-        </w:rPr>
-      </w:r>
-      <w:hyperlink r:id="rId31">
-        <w:r>
-          <w:rPr>
-            <w:lang w:val="zh_TW" w:bidi="zh_TW"/>
-          </w:rPr>
-          <w:rPr>
-            <w:color w:val="0000EE"/>
-            <w:u w:val="single"/>
-          </w:rPr>
-          <w:t>以西結書26:15–16</w:t>
-        </w:r>
-      </w:hyperlink>
-    </w:p>
-    <w:p>
-      <w:pPr>
-        <w:pStyle w:val="ListBullet"/>
-        <w:spacing w:line="240" w:lineRule="auto"/>
-        <w:ind w:left="720"/>
-      </w:pPr>
-      <w:r>
-        <w:rPr>
-          <w:lang w:val="zh_TW" w:bidi="zh_TW"/>
-        </w:rPr>
-      </w:r>
-      <w:hyperlink r:id="rId32">
-        <w:r>
-          <w:rPr>
-            <w:lang w:val="zh_TW" w:bidi="zh_TW"/>
-          </w:rPr>
-          <w:rPr>
-            <w:color w:val="0000EE"/>
-            <w:u w:val="single"/>
-          </w:rPr>
-          <w:t>路加福音19:2</w:t>
-        </w:r>
-      </w:hyperlink>
-    </w:p>
-    <w:p>
-      <w:pPr>
-        <w:pStyle w:val="ListBullet"/>
-        <w:spacing w:line="240" w:lineRule="auto"/>
-        <w:ind w:left="720"/>
-      </w:pPr>
-      <w:r>
-        <w:rPr>
-          <w:lang w:val="zh_TW" w:bidi="zh_TW"/>
-        </w:rPr>
-      </w:r>
-      <w:hyperlink r:id="rId33">
-        <w:r>
-          <w:rPr>
-            <w:lang w:val="zh_TW" w:bidi="zh_TW"/>
-          </w:rPr>
-          <w:rPr>
-            <w:color w:val="0000EE"/>
-            <w:u w:val="single"/>
-          </w:rPr>
-          <w:t>詩篇4:1</w:t>
-        </w:r>
-      </w:hyperlink>
+      <w:r>
+        <w:rPr>
+          <w:lang w:val="zh_TW" w:bidi="zh_TW"/>
+        </w:rPr>
+        <w:t>但以理書1:11–13</w:t>
+      </w:r>
+    </w:p>
+    <w:p>
+      <w:pPr>
+        <w:pStyle w:val="ListBullet"/>
+        <w:spacing w:line="240" w:lineRule="auto"/>
+        <w:ind w:left="720"/>
+      </w:pPr>
+      <w:r>
+        <w:rPr>
+          <w:lang w:val="zh_TW" w:bidi="zh_TW"/>
+        </w:rPr>
+      </w:r>
+      <w:r>
+        <w:rPr>
+          <w:lang w:val="zh_TW" w:bidi="zh_TW"/>
+        </w:rPr>
+        <w:t>以西結書26:15–16</w:t>
+      </w:r>
+    </w:p>
+    <w:p>
+      <w:pPr>
+        <w:pStyle w:val="ListBullet"/>
+        <w:spacing w:line="240" w:lineRule="auto"/>
+        <w:ind w:left="720"/>
+      </w:pPr>
+      <w:r>
+        <w:rPr>
+          <w:lang w:val="zh_TW" w:bidi="zh_TW"/>
+        </w:rPr>
+      </w:r>
+      <w:r>
+        <w:rPr>
+          <w:lang w:val="zh_TW" w:bidi="zh_TW"/>
+        </w:rPr>
+        <w:t>路加福音19:2</w:t>
+      </w:r>
+    </w:p>
+    <w:p>
+      <w:pPr>
+        <w:pStyle w:val="ListBullet"/>
+        <w:spacing w:line="240" w:lineRule="auto"/>
+        <w:ind w:left="720"/>
+      </w:pPr>
+      <w:r>
+        <w:rPr>
+          <w:lang w:val="zh_TW" w:bidi="zh_TW"/>
+        </w:rPr>
+      </w:r>
+      <w:r>
+        <w:rPr>
+          <w:lang w:val="zh_TW" w:bidi="zh_TW"/>
+        </w:rPr>
+        <w:t>詩篇4:1</w:t>
+      </w:r>
     </w:p>
     <w:p>
       <w:pPr>
@@ -1715,282 +1583,198 @@
           <w:lang w:val="zh_TW" w:bidi="zh_TW"/>
         </w:rPr>
       </w:r>
-      <w:hyperlink r:id="rId34">
-        <w:r>
-          <w:rPr>
-            <w:lang w:val="zh_TW" w:bidi="zh_TW"/>
-          </w:rPr>
-          <w:rPr>
-            <w:color w:val="0000EE"/>
-            <w:u w:val="single"/>
-          </w:rPr>
-          <w:t>帖撒羅尼迦前書2:14–16</w:t>
-        </w:r>
-      </w:hyperlink>
-    </w:p>
-    <w:p>
-      <w:pPr>
-        <w:pStyle w:val="ListBullet"/>
-        <w:spacing w:line="240" w:lineRule="auto"/>
-        <w:ind w:left="720"/>
-      </w:pPr>
-      <w:r>
-        <w:rPr>
-          <w:lang w:val="zh_TW" w:bidi="zh_TW"/>
-        </w:rPr>
-      </w:r>
-      <w:hyperlink r:id="rId35">
-        <w:r>
-          <w:rPr>
-            <w:lang w:val="zh_TW" w:bidi="zh_TW"/>
-          </w:rPr>
-          <w:rPr>
-            <w:color w:val="0000EE"/>
-            <w:u w:val="single"/>
-          </w:rPr>
-          <w:t>帖</w:t>
-        </w:r>
-      </w:hyperlink>
-      <w:hyperlink r:id="rId34">
-        <w:r>
-          <w:rPr>
-            <w:lang w:val="zh_TW" w:bidi="zh_TW"/>
-          </w:rPr>
-          <w:rPr>
-            <w:color w:val="0000EE"/>
-            <w:u w:val="single"/>
-          </w:rPr>
-          <w:t>撒羅尼迦</w:t>
-        </w:r>
-      </w:hyperlink>
-      <w:hyperlink r:id="rId35">
-        <w:r>
-          <w:rPr>
-            <w:lang w:val="zh_TW" w:bidi="zh_TW"/>
-          </w:rPr>
-          <w:rPr>
-            <w:color w:val="0000EE"/>
-            <w:u w:val="single"/>
-          </w:rPr>
-          <w:t>後</w:t>
-        </w:r>
-      </w:hyperlink>
-      <w:hyperlink r:id="rId34">
-        <w:r>
-          <w:rPr>
-            <w:lang w:val="zh_TW" w:bidi="zh_TW"/>
-          </w:rPr>
-          <w:rPr>
-            <w:color w:val="0000EE"/>
-            <w:u w:val="single"/>
-          </w:rPr>
-          <w:t>書</w:t>
-        </w:r>
-      </w:hyperlink>
-      <w:hyperlink r:id="rId35">
-        <w:r>
-          <w:rPr>
-            <w:lang w:val="zh_TW" w:bidi="zh_TW"/>
-          </w:rPr>
-          <w:rPr>
-            <w:color w:val="0000EE"/>
-            <w:u w:val="single"/>
-          </w:rPr>
-          <w:t>1:3–5</w:t>
-        </w:r>
-      </w:hyperlink>
-    </w:p>
-    <w:p>
-      <w:pPr>
-        <w:pStyle w:val="ListBullet"/>
-        <w:spacing w:line="240" w:lineRule="auto"/>
-        <w:ind w:left="720"/>
-      </w:pPr>
-      <w:r>
-        <w:rPr>
-          <w:lang w:val="zh_TW" w:bidi="zh_TW"/>
-        </w:rPr>
-      </w:r>
-      <w:hyperlink r:id="rId36">
-        <w:r>
-          <w:rPr>
-            <w:lang w:val="zh_TW" w:bidi="zh_TW"/>
-          </w:rPr>
-          <w:rPr>
-            <w:color w:val="0000EE"/>
-            <w:u w:val="single"/>
-          </w:rPr>
-          <w:t>提摩太後書1:8</w:t>
-        </w:r>
-      </w:hyperlink>
-    </w:p>
-    <w:p>
-      <w:pPr>
-        <w:pStyle w:val="ListBullet"/>
-        <w:spacing w:line="240" w:lineRule="auto"/>
-        <w:ind w:left="720"/>
-      </w:pPr>
-      <w:r>
-        <w:rPr>
-          <w:lang w:val="zh_TW" w:bidi="zh_TW"/>
-        </w:rPr>
-      </w:r>
-      <w:hyperlink r:id="rId37">
-        <w:r>
-          <w:rPr>
-            <w:lang w:val="zh_TW" w:bidi="zh_TW"/>
-          </w:rPr>
-          <w:rPr>
-            <w:color w:val="0000EE"/>
-            <w:u w:val="single"/>
-          </w:rPr>
-          <w:t>使徒行傳7:11–13</w:t>
-        </w:r>
-      </w:hyperlink>
-    </w:p>
-    <w:p>
-      <w:pPr>
-        <w:pStyle w:val="ListBullet"/>
-        <w:spacing w:line="240" w:lineRule="auto"/>
-        <w:ind w:left="720"/>
-      </w:pPr>
-      <w:r>
-        <w:rPr>
-          <w:lang w:val="zh_TW" w:bidi="zh_TW"/>
-        </w:rPr>
-      </w:r>
-      <w:hyperlink r:id="rId38">
-        <w:r>
-          <w:rPr>
-            <w:lang w:val="zh_TW" w:bidi="zh_TW"/>
-          </w:rPr>
-          <w:rPr>
-            <w:color w:val="0000EE"/>
-            <w:u w:val="single"/>
-          </w:rPr>
-          <w:t>以賽亞書53:11</w:t>
-        </w:r>
-      </w:hyperlink>
-    </w:p>
-    <w:p>
-      <w:pPr>
-        <w:pStyle w:val="ListBullet"/>
-        <w:spacing w:line="240" w:lineRule="auto"/>
-        <w:ind w:left="720"/>
-      </w:pPr>
-      <w:r>
-        <w:rPr>
-          <w:lang w:val="zh_TW" w:bidi="zh_TW"/>
-        </w:rPr>
-      </w:r>
-      <w:hyperlink r:id="rId39">
-        <w:r>
-          <w:rPr>
-            <w:lang w:val="zh_TW" w:bidi="zh_TW"/>
-          </w:rPr>
-          <w:rPr>
-            <w:color w:val="0000EE"/>
-            <w:u w:val="single"/>
-          </w:rPr>
-          <w:t>耶利米書6:6–8</w:t>
-        </w:r>
-      </w:hyperlink>
-    </w:p>
-    <w:p>
-      <w:pPr>
-        <w:pStyle w:val="ListBullet"/>
-        <w:spacing w:line="240" w:lineRule="auto"/>
-        <w:ind w:left="720"/>
-      </w:pPr>
-      <w:r>
-        <w:rPr>
-          <w:lang w:val="zh_TW" w:bidi="zh_TW"/>
-        </w:rPr>
-      </w:r>
-      <w:hyperlink r:id="rId40">
-        <w:r>
-          <w:rPr>
-            <w:lang w:val="zh_TW" w:bidi="zh_TW"/>
-          </w:rPr>
-          <w:rPr>
-            <w:color w:val="0000EE"/>
-            <w:u w:val="single"/>
-          </w:rPr>
-          <w:t>馬太福音16:21</w:t>
-        </w:r>
-      </w:hyperlink>
-    </w:p>
-    <w:p>
-      <w:pPr>
-        <w:pStyle w:val="ListBullet"/>
-        <w:spacing w:line="240" w:lineRule="auto"/>
-        <w:ind w:left="720"/>
-      </w:pPr>
-      <w:r>
-        <w:rPr>
-          <w:lang w:val="zh_TW" w:bidi="zh_TW"/>
-        </w:rPr>
-      </w:r>
-      <w:hyperlink r:id="rId41">
-        <w:r>
-          <w:rPr>
-            <w:lang w:val="zh_TW" w:bidi="zh_TW"/>
-          </w:rPr>
-          <w:rPr>
-            <w:color w:val="0000EE"/>
-            <w:u w:val="single"/>
-          </w:rPr>
-          <w:t>詩篇22:24</w:t>
-        </w:r>
-      </w:hyperlink>
-    </w:p>
-    <w:p>
-      <w:pPr>
-        <w:pStyle w:val="ListBullet"/>
-        <w:spacing w:line="240" w:lineRule="auto"/>
-        <w:ind w:left="720"/>
-      </w:pPr>
-      <w:r>
-        <w:rPr>
-          <w:lang w:val="zh_TW" w:bidi="zh_TW"/>
-        </w:rPr>
-      </w:r>
-      <w:hyperlink r:id="rId42">
-        <w:r>
-          <w:rPr>
-            <w:lang w:val="zh_TW" w:bidi="zh_TW"/>
-          </w:rPr>
-          <w:rPr>
-            <w:color w:val="0000EE"/>
-            <w:u w:val="single"/>
-          </w:rPr>
-          <w:t>啟示錄1:9</w:t>
-        </w:r>
-      </w:hyperlink>
-    </w:p>
-    <w:p>
-      <w:pPr>
-        <w:pStyle w:val="ListBullet"/>
-        <w:spacing w:line="240" w:lineRule="auto"/>
-        <w:ind w:left="720"/>
-      </w:pPr>
-      <w:r>
-        <w:rPr>
-          <w:lang w:val="zh_TW" w:bidi="zh_TW"/>
-        </w:rPr>
-      </w:r>
-      <w:hyperlink r:id="rId43">
-        <w:r>
-          <w:rPr>
-            <w:lang w:val="zh_TW" w:bidi="zh_TW"/>
-          </w:rPr>
-          <w:rPr>
-            <w:color w:val="0000EE"/>
-            <w:u w:val="single"/>
-          </w:rPr>
-          <w:t>羅馬書5:3–5</w:t>
-        </w:r>
-      </w:hyperlink>
+      <w:r>
+        <w:rPr>
+          <w:lang w:val="zh_TW" w:bidi="zh_TW"/>
+        </w:rPr>
+        <w:t>帖撒羅尼迦前書2:14–16</w:t>
+      </w:r>
+    </w:p>
+    <w:p>
+      <w:pPr>
+        <w:pStyle w:val="ListBullet"/>
+        <w:spacing w:line="240" w:lineRule="auto"/>
+        <w:ind w:left="720"/>
+      </w:pPr>
+      <w:r>
+        <w:rPr>
+          <w:lang w:val="zh_TW" w:bidi="zh_TW"/>
+        </w:rPr>
+      </w:r>
+      <w:r>
+        <w:rPr>
+          <w:lang w:val="zh_TW" w:bidi="zh_TW"/>
+        </w:rPr>
+        <w:t>帖</w:t>
+      </w:r>
+      <w:r>
+        <w:rPr>
+          <w:lang w:val="zh_TW" w:bidi="zh_TW"/>
+        </w:rPr>
+        <w:t>撒羅尼迦</w:t>
+      </w:r>
+      <w:r>
+        <w:rPr>
+          <w:lang w:val="zh_TW" w:bidi="zh_TW"/>
+        </w:rPr>
+        <w:t>後</w:t>
+      </w:r>
+      <w:r>
+        <w:rPr>
+          <w:lang w:val="zh_TW" w:bidi="zh_TW"/>
+        </w:rPr>
+        <w:t>書</w:t>
+      </w:r>
+      <w:r>
+        <w:rPr>
+          <w:lang w:val="zh_TW" w:bidi="zh_TW"/>
+        </w:rPr>
+        <w:t>1:3–5</w:t>
+      </w:r>
+    </w:p>
+    <w:p>
+      <w:pPr>
+        <w:pStyle w:val="ListBullet"/>
+        <w:spacing w:line="240" w:lineRule="auto"/>
+        <w:ind w:left="720"/>
+      </w:pPr>
+      <w:r>
+        <w:rPr>
+          <w:lang w:val="zh_TW" w:bidi="zh_TW"/>
+        </w:rPr>
+      </w:r>
+      <w:r>
+        <w:rPr>
+          <w:lang w:val="zh_TW" w:bidi="zh_TW"/>
+        </w:rPr>
+        <w:t>提摩太後書1:8</w:t>
+      </w:r>
+    </w:p>
+    <w:p>
+      <w:pPr>
+        <w:pStyle w:val="ListBullet"/>
+        <w:spacing w:line="240" w:lineRule="auto"/>
+        <w:ind w:left="720"/>
+      </w:pPr>
+      <w:r>
+        <w:rPr>
+          <w:lang w:val="zh_TW" w:bidi="zh_TW"/>
+        </w:rPr>
+      </w:r>
+      <w:r>
+        <w:rPr>
+          <w:lang w:val="zh_TW" w:bidi="zh_TW"/>
+        </w:rPr>
+        <w:t>使徒行傳7:11–13</w:t>
+      </w:r>
+    </w:p>
+    <w:p>
+      <w:pPr>
+        <w:pStyle w:val="ListBullet"/>
+        <w:spacing w:line="240" w:lineRule="auto"/>
+        <w:ind w:left="720"/>
+      </w:pPr>
+      <w:r>
+        <w:rPr>
+          <w:lang w:val="zh_TW" w:bidi="zh_TW"/>
+        </w:rPr>
+      </w:r>
+      <w:r>
+        <w:rPr>
+          <w:lang w:val="zh_TW" w:bidi="zh_TW"/>
+        </w:rPr>
+        <w:t>以賽亞書53:11</w:t>
+      </w:r>
+    </w:p>
+    <w:p>
+      <w:pPr>
+        <w:pStyle w:val="ListBullet"/>
+        <w:spacing w:line="240" w:lineRule="auto"/>
+        <w:ind w:left="720"/>
+      </w:pPr>
+      <w:r>
+        <w:rPr>
+          <w:lang w:val="zh_TW" w:bidi="zh_TW"/>
+        </w:rPr>
+      </w:r>
+      <w:r>
+        <w:rPr>
+          <w:lang w:val="zh_TW" w:bidi="zh_TW"/>
+        </w:rPr>
+        <w:t>耶利米書6:6–8</w:t>
+      </w:r>
+    </w:p>
+    <w:p>
+      <w:pPr>
+        <w:pStyle w:val="ListBullet"/>
+        <w:spacing w:line="240" w:lineRule="auto"/>
+        <w:ind w:left="720"/>
+      </w:pPr>
+      <w:r>
+        <w:rPr>
+          <w:lang w:val="zh_TW" w:bidi="zh_TW"/>
+        </w:rPr>
+      </w:r>
+      <w:r>
+        <w:rPr>
+          <w:lang w:val="zh_TW" w:bidi="zh_TW"/>
+        </w:rPr>
+        <w:t>馬太福音16:21</w:t>
+      </w:r>
+    </w:p>
+    <w:p>
+      <w:pPr>
+        <w:pStyle w:val="ListBullet"/>
+        <w:spacing w:line="240" w:lineRule="auto"/>
+        <w:ind w:left="720"/>
+      </w:pPr>
+      <w:r>
+        <w:rPr>
+          <w:lang w:val="zh_TW" w:bidi="zh_TW"/>
+        </w:rPr>
+      </w:r>
+      <w:r>
+        <w:rPr>
+          <w:lang w:val="zh_TW" w:bidi="zh_TW"/>
+        </w:rPr>
+        <w:t>詩篇22:24</w:t>
+      </w:r>
+    </w:p>
+    <w:p>
+      <w:pPr>
+        <w:pStyle w:val="ListBullet"/>
+        <w:spacing w:line="240" w:lineRule="auto"/>
+        <w:ind w:left="720"/>
+      </w:pPr>
+      <w:r>
+        <w:rPr>
+          <w:lang w:val="zh_TW" w:bidi="zh_TW"/>
+        </w:rPr>
+      </w:r>
+      <w:r>
+        <w:rPr>
+          <w:lang w:val="zh_TW" w:bidi="zh_TW"/>
+        </w:rPr>
+        <w:t>啟示錄1:9</w:t>
+      </w:r>
+    </w:p>
+    <w:p>
+      <w:pPr>
+        <w:pStyle w:val="ListBullet"/>
+        <w:spacing w:line="240" w:lineRule="auto"/>
+        <w:ind w:left="720"/>
+      </w:pPr>
+      <w:r>
+        <w:rPr>
+          <w:lang w:val="zh_TW" w:bidi="zh_TW"/>
+        </w:rPr>
+      </w:r>
+      <w:r>
+        <w:rPr>
+          <w:lang w:val="zh_TW" w:bidi="zh_TW"/>
+        </w:rPr>
+        <w:t>羅馬書5:3–5</w:t>
+      </w:r>
     </w:p>
     <w:p>
       <w:pPr>
@@ -2488,114 +2272,84 @@
           <w:lang w:val="zh_TW" w:bidi="zh_TW"/>
         </w:rPr>
       </w:r>
-      <w:hyperlink r:id="rId44">
-        <w:r>
-          <w:rPr>
-            <w:lang w:val="zh_TW" w:bidi="zh_TW"/>
-          </w:rPr>
-          <w:rPr>
-            <w:color w:val="0000EE"/>
-            <w:u w:val="single"/>
-          </w:rPr>
-          <w:t>但以理書4:10–12</w:t>
-        </w:r>
-      </w:hyperlink>
-    </w:p>
-    <w:p>
-      <w:pPr>
-        <w:pStyle w:val="ListBullet"/>
-        <w:spacing w:line="240" w:lineRule="auto"/>
-        <w:ind w:left="720"/>
-      </w:pPr>
-      <w:r>
-        <w:rPr>
-          <w:lang w:val="zh_TW" w:bidi="zh_TW"/>
-        </w:rPr>
-      </w:r>
-      <w:hyperlink r:id="rId45">
-        <w:r>
-          <w:rPr>
-            <w:lang w:val="zh_TW" w:bidi="zh_TW"/>
-          </w:rPr>
-          <w:rPr>
-            <w:color w:val="0000EE"/>
-            <w:u w:val="single"/>
-          </w:rPr>
-          <w:t>以西結書1:9</w:t>
-        </w:r>
-      </w:hyperlink>
-    </w:p>
-    <w:p>
-      <w:pPr>
-        <w:pStyle w:val="ListBullet"/>
-        <w:spacing w:line="240" w:lineRule="auto"/>
-        <w:ind w:left="720"/>
-      </w:pPr>
-      <w:r>
-        <w:rPr>
-          <w:lang w:val="zh_TW" w:bidi="zh_TW"/>
-        </w:rPr>
-      </w:r>
-      <w:hyperlink r:id="rId46">
-        <w:r>
-          <w:rPr>
-            <w:lang w:val="zh_TW" w:bidi="zh_TW"/>
-          </w:rPr>
-          <w:rPr>
-            <w:color w:val="0000EE"/>
-            <w:u w:val="single"/>
-          </w:rPr>
-          <w:t>約書亞記10:28</w:t>
-        </w:r>
-      </w:hyperlink>
-    </w:p>
-    <w:p>
-      <w:pPr>
-        <w:pStyle w:val="ListBullet"/>
-        <w:spacing w:line="240" w:lineRule="auto"/>
-        <w:ind w:left="720"/>
-      </w:pPr>
-      <w:r>
-        <w:rPr>
-          <w:lang w:val="zh_TW" w:bidi="zh_TW"/>
-        </w:rPr>
-      </w:r>
-      <w:hyperlink r:id="rId47">
-        <w:r>
-          <w:rPr>
-            <w:lang w:val="zh_TW" w:bidi="zh_TW"/>
-          </w:rPr>
-          <w:rPr>
-            <w:color w:val="0000EE"/>
-            <w:u w:val="single"/>
-          </w:rPr>
-          <w:t>利未記11:46–47</w:t>
-        </w:r>
-      </w:hyperlink>
-    </w:p>
-    <w:p>
-      <w:pPr>
-        <w:pStyle w:val="ListBullet"/>
-        <w:spacing w:line="240" w:lineRule="auto"/>
-        <w:ind w:left="720"/>
-      </w:pPr>
-      <w:r>
-        <w:rPr>
-          <w:lang w:val="zh_TW" w:bidi="zh_TW"/>
-        </w:rPr>
-      </w:r>
-      <w:hyperlink r:id="rId48">
-        <w:r>
-          <w:rPr>
-            <w:lang w:val="zh_TW" w:bidi="zh_TW"/>
-          </w:rPr>
-          <w:rPr>
-            <w:color w:val="0000EE"/>
-            <w:u w:val="single"/>
-          </w:rPr>
-          <w:t>啟示錄19:4</w:t>
-        </w:r>
-      </w:hyperlink>
+      <w:r>
+        <w:rPr>
+          <w:lang w:val="zh_TW" w:bidi="zh_TW"/>
+        </w:rPr>
+        <w:t>但以理書4:10–12</w:t>
+      </w:r>
+    </w:p>
+    <w:p>
+      <w:pPr>
+        <w:pStyle w:val="ListBullet"/>
+        <w:spacing w:line="240" w:lineRule="auto"/>
+        <w:ind w:left="720"/>
+      </w:pPr>
+      <w:r>
+        <w:rPr>
+          <w:lang w:val="zh_TW" w:bidi="zh_TW"/>
+        </w:rPr>
+      </w:r>
+      <w:r>
+        <w:rPr>
+          <w:lang w:val="zh_TW" w:bidi="zh_TW"/>
+        </w:rPr>
+        <w:t>以西結書1:9</w:t>
+      </w:r>
+    </w:p>
+    <w:p>
+      <w:pPr>
+        <w:pStyle w:val="ListBullet"/>
+        <w:spacing w:line="240" w:lineRule="auto"/>
+        <w:ind w:left="720"/>
+      </w:pPr>
+      <w:r>
+        <w:rPr>
+          <w:lang w:val="zh_TW" w:bidi="zh_TW"/>
+        </w:rPr>
+      </w:r>
+      <w:r>
+        <w:rPr>
+          <w:lang w:val="zh_TW" w:bidi="zh_TW"/>
+        </w:rPr>
+        <w:t>約書亞記10:28</w:t>
+      </w:r>
+    </w:p>
+    <w:p>
+      <w:pPr>
+        <w:pStyle w:val="ListBullet"/>
+        <w:spacing w:line="240" w:lineRule="auto"/>
+        <w:ind w:left="720"/>
+      </w:pPr>
+      <w:r>
+        <w:rPr>
+          <w:lang w:val="zh_TW" w:bidi="zh_TW"/>
+        </w:rPr>
+      </w:r>
+      <w:r>
+        <w:rPr>
+          <w:lang w:val="zh_TW" w:bidi="zh_TW"/>
+        </w:rPr>
+        <w:t>利未記11:46–47</w:t>
+      </w:r>
+    </w:p>
+    <w:p>
+      <w:pPr>
+        <w:pStyle w:val="ListBullet"/>
+        <w:spacing w:line="240" w:lineRule="auto"/>
+        <w:ind w:left="720"/>
+      </w:pPr>
+      <w:r>
+        <w:rPr>
+          <w:lang w:val="zh_TW" w:bidi="zh_TW"/>
+        </w:rPr>
+      </w:r>
+      <w:r>
+        <w:rPr>
+          <w:lang w:val="zh_TW" w:bidi="zh_TW"/>
+        </w:rPr>
+        <w:t>啟示錄19:4</w:t>
+      </w:r>
     </w:p>
     <w:p>
       <w:pPr>
@@ -2895,138 +2649,102 @@
           <w:lang w:val="zh_TW" w:bidi="zh_TW"/>
         </w:rPr>
       </w:r>
-      <w:hyperlink r:id="rId49">
-        <w:r>
-          <w:rPr>
-            <w:lang w:val="zh_TW" w:bidi="zh_TW"/>
-          </w:rPr>
-          <w:rPr>
-            <w:color w:val="0000EE"/>
-            <w:u w:val="single"/>
-          </w:rPr>
-          <w:t>哥林多前書15:32</w:t>
-        </w:r>
-      </w:hyperlink>
-    </w:p>
-    <w:p>
-      <w:pPr>
-        <w:pStyle w:val="ListBullet"/>
-        <w:spacing w:line="240" w:lineRule="auto"/>
-        <w:ind w:left="720"/>
-      </w:pPr>
-      <w:r>
-        <w:rPr>
-          <w:lang w:val="zh_TW" w:bidi="zh_TW"/>
-        </w:rPr>
-      </w:r>
-      <w:hyperlink r:id="rId50">
-        <w:r>
-          <w:rPr>
-            <w:lang w:val="zh_TW" w:bidi="zh_TW"/>
-          </w:rPr>
-          <w:rPr>
-            <w:color w:val="0000EE"/>
-            <w:u w:val="single"/>
-          </w:rPr>
-          <w:t>撒母耳記上17:44</w:t>
-        </w:r>
-      </w:hyperlink>
-    </w:p>
-    <w:p>
-      <w:pPr>
-        <w:pStyle w:val="ListBullet"/>
-        <w:spacing w:line="240" w:lineRule="auto"/>
-        <w:ind w:left="720"/>
-      </w:pPr>
-      <w:r>
-        <w:rPr>
-          <w:lang w:val="zh_TW" w:bidi="zh_TW"/>
-        </w:rPr>
-      </w:r>
-      <w:hyperlink r:id="rId51">
-        <w:r>
-          <w:rPr>
-            <w:lang w:val="zh_TW" w:bidi="zh_TW"/>
-          </w:rPr>
-          <w:rPr>
-            <w:color w:val="0000EE"/>
-            <w:u w:val="single"/>
-          </w:rPr>
-          <w:t>歷代志下25:18</w:t>
-        </w:r>
-      </w:hyperlink>
-    </w:p>
-    <w:p>
-      <w:pPr>
-        <w:pStyle w:val="ListBullet"/>
-        <w:spacing w:line="240" w:lineRule="auto"/>
-        <w:ind w:left="720"/>
-      </w:pPr>
-      <w:r>
-        <w:rPr>
-          <w:lang w:val="zh_TW" w:bidi="zh_TW"/>
-        </w:rPr>
-      </w:r>
-      <w:hyperlink r:id="rId52">
-        <w:r>
-          <w:rPr>
-            <w:lang w:val="zh_TW" w:bidi="zh_TW"/>
-          </w:rPr>
-          <w:rPr>
-            <w:color w:val="0000EE"/>
-            <w:u w:val="single"/>
-          </w:rPr>
-          <w:t>耶利米書16:1–4</w:t>
-        </w:r>
-      </w:hyperlink>
-    </w:p>
-    <w:p>
-      <w:pPr>
-        <w:pStyle w:val="ListBullet"/>
-        <w:spacing w:line="240" w:lineRule="auto"/>
-        <w:ind w:left="720"/>
-      </w:pPr>
-      <w:r>
-        <w:rPr>
-          <w:lang w:val="zh_TW" w:bidi="zh_TW"/>
-        </w:rPr>
-      </w:r>
-      <w:hyperlink r:id="rId53">
-        <w:r>
-          <w:rPr>
-            <w:lang w:val="zh_TW" w:bidi="zh_TW"/>
-          </w:rPr>
-          <w:rPr>
-            <w:color w:val="0000EE"/>
-            <w:u w:val="single"/>
-          </w:rPr>
-          <w:t>利未記7:21</w:t>
-        </w:r>
-      </w:hyperlink>
-    </w:p>
-    <w:p>
-      <w:pPr>
-        <w:pStyle w:val="ListBullet"/>
-        <w:spacing w:line="240" w:lineRule="auto"/>
-        <w:ind w:left="720"/>
-      </w:pPr>
-      <w:r>
-        <w:rPr>
-          <w:lang w:val="zh_TW" w:bidi="zh_TW"/>
-        </w:rPr>
-      </w:r>
-      <w:hyperlink r:id="rId54">
-        <w:r>
-          <w:rPr>
-            <w:lang w:val="zh_TW" w:bidi="zh_TW"/>
-          </w:rPr>
-          <w:rPr>
-            <w:color w:val="0000EE"/>
-            <w:u w:val="single"/>
-          </w:rPr>
-          <w:t>詩篇49:12–13</w:t>
-        </w:r>
-      </w:hyperlink>
+      <w:r>
+        <w:rPr>
+          <w:lang w:val="zh_TW" w:bidi="zh_TW"/>
+        </w:rPr>
+        <w:t>哥林多前書15:32</w:t>
+      </w:r>
+    </w:p>
+    <w:p>
+      <w:pPr>
+        <w:pStyle w:val="ListBullet"/>
+        <w:spacing w:line="240" w:lineRule="auto"/>
+        <w:ind w:left="720"/>
+      </w:pPr>
+      <w:r>
+        <w:rPr>
+          <w:lang w:val="zh_TW" w:bidi="zh_TW"/>
+        </w:rPr>
+      </w:r>
+      <w:r>
+        <w:rPr>
+          <w:lang w:val="zh_TW" w:bidi="zh_TW"/>
+        </w:rPr>
+        <w:t>撒母耳記上17:44</w:t>
+      </w:r>
+    </w:p>
+    <w:p>
+      <w:pPr>
+        <w:pStyle w:val="ListBullet"/>
+        <w:spacing w:line="240" w:lineRule="auto"/>
+        <w:ind w:left="720"/>
+      </w:pPr>
+      <w:r>
+        <w:rPr>
+          <w:lang w:val="zh_TW" w:bidi="zh_TW"/>
+        </w:rPr>
+      </w:r>
+      <w:r>
+        <w:rPr>
+          <w:lang w:val="zh_TW" w:bidi="zh_TW"/>
+        </w:rPr>
+        <w:t>歷代志下25:18</w:t>
+      </w:r>
+    </w:p>
+    <w:p>
+      <w:pPr>
+        <w:pStyle w:val="ListBullet"/>
+        <w:spacing w:line="240" w:lineRule="auto"/>
+        <w:ind w:left="720"/>
+      </w:pPr>
+      <w:r>
+        <w:rPr>
+          <w:lang w:val="zh_TW" w:bidi="zh_TW"/>
+        </w:rPr>
+      </w:r>
+      <w:r>
+        <w:rPr>
+          <w:lang w:val="zh_TW" w:bidi="zh_TW"/>
+        </w:rPr>
+        <w:t>耶利米書16:1–4</w:t>
+      </w:r>
+    </w:p>
+    <w:p>
+      <w:pPr>
+        <w:pStyle w:val="ListBullet"/>
+        <w:spacing w:line="240" w:lineRule="auto"/>
+        <w:ind w:left="720"/>
+      </w:pPr>
+      <w:r>
+        <w:rPr>
+          <w:lang w:val="zh_TW" w:bidi="zh_TW"/>
+        </w:rPr>
+      </w:r>
+      <w:r>
+        <w:rPr>
+          <w:lang w:val="zh_TW" w:bidi="zh_TW"/>
+        </w:rPr>
+        <w:t>利未記7:21</w:t>
+      </w:r>
+    </w:p>
+    <w:p>
+      <w:pPr>
+        <w:pStyle w:val="ListBullet"/>
+        <w:spacing w:line="240" w:lineRule="auto"/>
+        <w:ind w:left="720"/>
+      </w:pPr>
+      <w:r>
+        <w:rPr>
+          <w:lang w:val="zh_TW" w:bidi="zh_TW"/>
+        </w:rPr>
+      </w:r>
+      <w:r>
+        <w:rPr>
+          <w:lang w:val="zh_TW" w:bidi="zh_TW"/>
+        </w:rPr>
+        <w:t>詩篇49:12–13</w:t>
+      </w:r>
     </w:p>
     <w:p>
       <w:pPr>

--- a/zht/docx/165.content.docx
+++ b/zht/docx/165.content.docx
@@ -1184,1368 +1184,1344 @@
         <w:rPr>
           <w:lang w:val="zh_TW" w:bidi="zh_TW"/>
         </w:rPr>
+        <w:t>（另見：首領，</w:t>
+      </w:r>
+      <w:r>
+        <w:rPr>
+          <w:lang w:val="zh_TW" w:bidi="zh_TW"/>
+        </w:rPr>
+        <w:t>大祭司</w:t>
+      </w:r>
+      <w:r>
+        <w:rPr>
+          <w:lang w:val="zh_TW" w:bidi="zh_TW"/>
+        </w:rPr>
+        <w:t>，</w:t>
+      </w:r>
+      <w:r>
+        <w:rPr>
+          <w:lang w:val="zh_TW" w:bidi="zh_TW"/>
+        </w:rPr>
+        <w:t>祭司</w:t>
+      </w:r>
+      <w:r>
+        <w:rPr>
+          <w:lang w:val="zh_TW" w:bidi="zh_TW"/>
+        </w:rPr>
+        <w:t>，</w:t>
+      </w:r>
+      <w:r>
+        <w:rPr>
+          <w:lang w:val="zh_TW" w:bidi="zh_TW"/>
+        </w:rPr>
+        <w:t>稅吏</w:t>
+      </w:r>
+      <w:r>
+        <w:rPr>
+          <w:lang w:val="zh_TW" w:bidi="zh_TW"/>
+        </w:rPr>
+        <w:t>）</w:t>
+      </w:r>
+    </w:p>
+    <w:p>
+      <w:pPr>
+        <w:pStyle w:val="Heading3"/>
+      </w:pPr>
+      <w:r>
+        <w:rPr>
+          <w:lang w:val="zh_TW" w:bidi="zh_TW"/>
+        </w:rPr>
+        <w:t>參考經文：</w:t>
+      </w:r>
+    </w:p>
+    <w:p>
+      <w:pPr>
+        <w:pStyle w:val="ListBullet"/>
+        <w:spacing w:line="240" w:lineRule="auto"/>
+        <w:ind w:left="720"/>
+      </w:pPr>
+      <w:r>
+        <w:rPr>
+          <w:lang w:val="zh_TW" w:bidi="zh_TW"/>
+        </w:rPr>
+      </w:r>
+      <w:r>
+        <w:rPr>
+          <w:lang w:val="zh_TW" w:bidi="zh_TW"/>
+        </w:rPr>
+        <w:t>但以理書1:11–13</w:t>
+      </w:r>
+    </w:p>
+    <w:p>
+      <w:pPr>
+        <w:pStyle w:val="ListBullet"/>
+        <w:spacing w:line="240" w:lineRule="auto"/>
+        <w:ind w:left="720"/>
+      </w:pPr>
+      <w:r>
+        <w:rPr>
+          <w:lang w:val="zh_TW" w:bidi="zh_TW"/>
+        </w:rPr>
+      </w:r>
+      <w:r>
+        <w:rPr>
+          <w:lang w:val="zh_TW" w:bidi="zh_TW"/>
+        </w:rPr>
+        <w:t>以西結書26:15–16</w:t>
+      </w:r>
+    </w:p>
+    <w:p>
+      <w:pPr>
+        <w:pStyle w:val="ListBullet"/>
+        <w:spacing w:line="240" w:lineRule="auto"/>
+        <w:ind w:left="720"/>
+      </w:pPr>
+      <w:r>
+        <w:rPr>
+          <w:lang w:val="zh_TW" w:bidi="zh_TW"/>
+        </w:rPr>
+      </w:r>
+      <w:r>
+        <w:rPr>
+          <w:lang w:val="zh_TW" w:bidi="zh_TW"/>
+        </w:rPr>
+        <w:t>路加福音19:2</w:t>
+      </w:r>
+    </w:p>
+    <w:p>
+      <w:pPr>
+        <w:pStyle w:val="ListBullet"/>
+        <w:spacing w:line="240" w:lineRule="auto"/>
+        <w:ind w:left="720"/>
+      </w:pPr>
+      <w:r>
+        <w:rPr>
+          <w:lang w:val="zh_TW" w:bidi="zh_TW"/>
+        </w:rPr>
+      </w:r>
+      <w:r>
+        <w:rPr>
+          <w:lang w:val="zh_TW" w:bidi="zh_TW"/>
+        </w:rPr>
+        <w:t>詩篇4:1</w:t>
+      </w:r>
+    </w:p>
+    <w:p>
+      <w:pPr>
+        <w:pStyle w:val="Heading3"/>
+      </w:pPr>
+      <w:r>
+        <w:rPr>
+          <w:lang w:val="zh_TW" w:bidi="zh_TW"/>
+        </w:rPr>
+        <w:t>原文參照：</w:t>
+      </w:r>
+    </w:p>
+    <w:p>
+      <w:pPr>
+        <w:pStyle w:val="ListBullet"/>
+        <w:spacing w:line="240" w:lineRule="auto"/>
+        <w:ind w:left="720"/>
+      </w:pPr>
+      <w:r>
+        <w:rPr>
+          <w:lang w:val="zh_TW" w:bidi="zh_TW"/>
+        </w:rPr>
+      </w:r>
+      <w:r>
+        <w:rPr>
+          <w:lang w:val="zh_TW" w:bidi="zh_TW"/>
+        </w:rPr>
+        <w:t>史特朗號：H0047，H0441，H5057，H5387，H5632，H6496，H7218，H7225，H7227，H7229，H7262，H8269，H8334，G07490，G07500，G07540，G44100，G44130，G55060</w:t>
+      </w:r>
+      <w:r>
+        <w:rPr>
+          <w:lang w:val="zh_TW" w:bidi="zh_TW"/>
+        </w:rPr>
+      </w:r>
+      <w:r>
+        <w:rPr>
+          <w:lang w:val="zh_TW" w:bidi="zh_TW"/>
+        </w:rPr>
+      </w:r>
+    </w:p>
+    <w:p>
+      <w:pPr/>
+      <w:r>
+        <w:rPr>
+          <w:lang w:val="zh_TW" w:bidi="zh_TW"/>
+        </w:rPr>
+      </w:r>
+    </w:p>
+    <w:p>
+      <w:pPr>
+        <w:pStyle w:val="Heading2"/>
+      </w:pPr>
+      <w:r>
+        <w:rPr>
+          <w:lang w:val="zh_TW" w:bidi="zh_TW"/>
+        </w:rPr>
+        <w:t>受苦</w:t>
+      </w:r>
+      <w:r>
+        <w:rPr>
+          <w:lang w:val="zh_TW" w:bidi="zh_TW"/>
+        </w:rPr>
+      </w:r>
+    </w:p>
+    <w:p>
+      <w:pPr>
+        <w:pStyle w:val="Heading3"/>
+      </w:pPr>
+      <w:r>
+        <w:rPr>
+          <w:lang w:val="zh_TW" w:bidi="zh_TW"/>
+        </w:rPr>
+        <w:t>定義：</w:t>
+      </w:r>
+    </w:p>
+    <w:p>
+      <w:pPr/>
+      <w:r>
+        <w:rPr>
+          <w:lang w:val="zh_TW" w:bidi="zh_TW"/>
+        </w:rPr>
+      </w:r>
+      <w:r>
+        <w:rPr>
+          <w:lang w:val="zh_TW" w:bidi="zh_TW"/>
+        </w:rPr>
+        <w:t>「受苦」和「苦難」這兩個詞指的是經歷非常不愉快的事情，例如疾病、痛苦或其它困難。</w:t>
+      </w:r>
+    </w:p>
+    <w:p>
+      <w:pPr>
+        <w:pStyle w:val="ListBullet"/>
+        <w:spacing w:line="240" w:lineRule="auto"/>
+        <w:ind w:left="720"/>
+      </w:pPr>
+      <w:r>
+        <w:rPr>
+          <w:lang w:val="zh_TW" w:bidi="zh_TW"/>
+        </w:rPr>
+      </w:r>
+      <w:r>
+        <w:rPr>
+          <w:lang w:val="zh_TW" w:bidi="zh_TW"/>
+        </w:rPr>
+        <w:t>當人們受到迫害或生病時，他們會受苦。</w:t>
+      </w:r>
+    </w:p>
+    <w:p>
+      <w:pPr>
+        <w:pStyle w:val="ListBullet"/>
+        <w:spacing w:line="240" w:lineRule="auto"/>
+        <w:ind w:left="720"/>
+      </w:pPr>
+      <w:r>
+        <w:rPr>
+          <w:lang w:val="zh_TW" w:bidi="zh_TW"/>
+        </w:rPr>
+      </w:r>
+      <w:r>
+        <w:rPr>
+          <w:lang w:val="zh_TW" w:bidi="zh_TW"/>
+        </w:rPr>
+        <w:t>有時候，人們因為自己所做的錯事而受苦；有時候，則是因為世界上的罪惡和疾病而受苦。</w:t>
+      </w:r>
+    </w:p>
+    <w:p>
+      <w:pPr>
+        <w:pStyle w:val="ListBullet"/>
+        <w:spacing w:line="240" w:lineRule="auto"/>
+        <w:ind w:left="720"/>
+      </w:pPr>
+      <w:r>
+        <w:rPr>
+          <w:lang w:val="zh_TW" w:bidi="zh_TW"/>
+        </w:rPr>
+      </w:r>
+      <w:r>
+        <w:rPr>
+          <w:lang w:val="zh_TW" w:bidi="zh_TW"/>
+        </w:rPr>
+        <w:t>苦難可以是身體上的，例如感受到疼痛或生病；也可以是情感上的，例如感到恐懼、悲傷或孤獨。</w:t>
+      </w:r>
+    </w:p>
+    <w:p>
+      <w:pPr>
+        <w:pStyle w:val="ListBullet"/>
+        <w:spacing w:line="240" w:lineRule="auto"/>
+        <w:ind w:left="720"/>
+      </w:pPr>
+      <w:r>
+        <w:rPr>
+          <w:lang w:val="zh_TW" w:bidi="zh_TW"/>
+        </w:rPr>
+      </w:r>
+      <w:r>
+        <w:rPr>
+          <w:lang w:val="zh_TW" w:bidi="zh_TW"/>
+        </w:rPr>
+        <w:t>「容我」這個短語的意思是「忍耐我」、「聽我說」或「耐心聆聽」。</w:t>
+      </w:r>
+    </w:p>
+    <w:p>
+      <w:pPr>
+        <w:pStyle w:val="Heading3"/>
+      </w:pPr>
+      <w:r>
+        <w:rPr>
+          <w:lang w:val="zh_TW" w:bidi="zh_TW"/>
+        </w:rPr>
+        <w:t>翻譯相關建議：</w:t>
+      </w:r>
+    </w:p>
+    <w:p>
+      <w:pPr>
+        <w:pStyle w:val="ListBullet"/>
+        <w:spacing w:line="240" w:lineRule="auto"/>
+        <w:ind w:left="720"/>
+      </w:pPr>
+      <w:r>
+        <w:rPr>
+          <w:lang w:val="zh_TW" w:bidi="zh_TW"/>
+        </w:rPr>
+      </w:r>
+      <w:r>
+        <w:rPr>
+          <w:lang w:val="zh_TW" w:bidi="zh_TW"/>
+        </w:rPr>
+        <w:t>「受苦」可以翻譯為「感受疼痛」、「忍受困難」、「經歷艱辛」或「經歷艱難痛苦的經歷」。</w:t>
+      </w:r>
+    </w:p>
+    <w:p>
+      <w:pPr>
+        <w:pStyle w:val="ListBullet"/>
+        <w:spacing w:line="240" w:lineRule="auto"/>
+        <w:ind w:left="720"/>
+      </w:pPr>
+      <w:r>
+        <w:rPr>
+          <w:lang w:val="zh_TW" w:bidi="zh_TW"/>
+        </w:rPr>
+      </w:r>
+      <w:r>
+        <w:rPr>
+          <w:lang w:val="zh_TW" w:bidi="zh_TW"/>
+        </w:rPr>
+        <w:t>根據上下文，「苦難」可以翻譯為「極其困難的境況」、「嚴重的艱辛」、「經歷苦難」或「經歷痛苦的時刻」。</w:t>
+      </w:r>
+    </w:p>
+    <w:p>
+      <w:pPr>
+        <w:pStyle w:val="ListBullet"/>
+        <w:spacing w:line="240" w:lineRule="auto"/>
+        <w:ind w:left="720"/>
+      </w:pPr>
+      <w:r>
+        <w:rPr>
+          <w:lang w:val="zh_TW" w:bidi="zh_TW"/>
+        </w:rPr>
+      </w:r>
+      <w:r>
+        <w:rPr>
+          <w:lang w:val="zh_TW" w:bidi="zh_TW"/>
+        </w:rPr>
+        <w:t>短語「忍受口渴」可以翻譯為「經歷口渴」或「受口渴之苦」。</w:t>
+      </w:r>
+    </w:p>
+    <w:p>
+      <w:pPr>
+        <w:pStyle w:val="ListBullet"/>
+        <w:spacing w:line="240" w:lineRule="auto"/>
+        <w:ind w:left="720"/>
+      </w:pPr>
+      <w:r>
+        <w:rPr>
+          <w:lang w:val="zh_TW" w:bidi="zh_TW"/>
+        </w:rPr>
+      </w:r>
+      <w:r>
+        <w:rPr>
+          <w:lang w:val="zh_TW" w:bidi="zh_TW"/>
+        </w:rPr>
+        <w:t>「遭受暴力」也可以翻譯為「經歷暴力」或「受到暴力行為的傷害」。</w:t>
+      </w:r>
+    </w:p>
+    <w:p>
+      <w:pPr>
+        <w:pStyle w:val="Heading3"/>
+      </w:pPr>
+      <w:r>
+        <w:rPr>
+          <w:lang w:val="zh_TW" w:bidi="zh_TW"/>
+        </w:rPr>
+        <w:t>參考經文：</w:t>
+      </w:r>
+    </w:p>
+    <w:p>
+      <w:pPr>
+        <w:pStyle w:val="ListBullet"/>
+        <w:spacing w:line="240" w:lineRule="auto"/>
+        <w:ind w:left="720"/>
+      </w:pPr>
+      <w:r>
+        <w:rPr>
+          <w:lang w:val="zh_TW" w:bidi="zh_TW"/>
+        </w:rPr>
+      </w:r>
+      <w:r>
+        <w:rPr>
+          <w:lang w:val="zh_TW" w:bidi="zh_TW"/>
+        </w:rPr>
+        <w:t>帖撒羅尼迦前書2:14–16</w:t>
+      </w:r>
+    </w:p>
+    <w:p>
+      <w:pPr>
+        <w:pStyle w:val="ListBullet"/>
+        <w:spacing w:line="240" w:lineRule="auto"/>
+        <w:ind w:left="720"/>
+      </w:pPr>
+      <w:r>
+        <w:rPr>
+          <w:lang w:val="zh_TW" w:bidi="zh_TW"/>
+        </w:rPr>
+      </w:r>
+      <w:r>
+        <w:rPr>
+          <w:lang w:val="zh_TW" w:bidi="zh_TW"/>
+        </w:rPr>
+        <w:t>帖</w:t>
+      </w:r>
+      <w:r>
+        <w:rPr>
+          <w:lang w:val="zh_TW" w:bidi="zh_TW"/>
+        </w:rPr>
+        <w:t>撒羅尼迦</w:t>
+      </w:r>
+      <w:r>
+        <w:rPr>
+          <w:lang w:val="zh_TW" w:bidi="zh_TW"/>
+        </w:rPr>
+        <w:t>後</w:t>
+      </w:r>
+      <w:r>
+        <w:rPr>
+          <w:lang w:val="zh_TW" w:bidi="zh_TW"/>
+        </w:rPr>
+        <w:t>書</w:t>
+      </w:r>
+      <w:r>
+        <w:rPr>
+          <w:lang w:val="zh_TW" w:bidi="zh_TW"/>
+        </w:rPr>
+        <w:t>1:3–5</w:t>
+      </w:r>
+    </w:p>
+    <w:p>
+      <w:pPr>
+        <w:pStyle w:val="ListBullet"/>
+        <w:spacing w:line="240" w:lineRule="auto"/>
+        <w:ind w:left="720"/>
+      </w:pPr>
+      <w:r>
+        <w:rPr>
+          <w:lang w:val="zh_TW" w:bidi="zh_TW"/>
+        </w:rPr>
+      </w:r>
+      <w:r>
+        <w:rPr>
+          <w:lang w:val="zh_TW" w:bidi="zh_TW"/>
+        </w:rPr>
+        <w:t>提摩太後書1:8</w:t>
+      </w:r>
+    </w:p>
+    <w:p>
+      <w:pPr>
+        <w:pStyle w:val="ListBullet"/>
+        <w:spacing w:line="240" w:lineRule="auto"/>
+        <w:ind w:left="720"/>
+      </w:pPr>
+      <w:r>
+        <w:rPr>
+          <w:lang w:val="zh_TW" w:bidi="zh_TW"/>
+        </w:rPr>
+      </w:r>
+      <w:r>
+        <w:rPr>
+          <w:lang w:val="zh_TW" w:bidi="zh_TW"/>
+        </w:rPr>
+        <w:t>使徒行傳7:11–13</w:t>
+      </w:r>
+    </w:p>
+    <w:p>
+      <w:pPr>
+        <w:pStyle w:val="ListBullet"/>
+        <w:spacing w:line="240" w:lineRule="auto"/>
+        <w:ind w:left="720"/>
+      </w:pPr>
+      <w:r>
+        <w:rPr>
+          <w:lang w:val="zh_TW" w:bidi="zh_TW"/>
+        </w:rPr>
+      </w:r>
+      <w:r>
+        <w:rPr>
+          <w:lang w:val="zh_TW" w:bidi="zh_TW"/>
+        </w:rPr>
+        <w:t>以賽亞書53:11</w:t>
+      </w:r>
+    </w:p>
+    <w:p>
+      <w:pPr>
+        <w:pStyle w:val="ListBullet"/>
+        <w:spacing w:line="240" w:lineRule="auto"/>
+        <w:ind w:left="720"/>
+      </w:pPr>
+      <w:r>
+        <w:rPr>
+          <w:lang w:val="zh_TW" w:bidi="zh_TW"/>
+        </w:rPr>
+      </w:r>
+      <w:r>
+        <w:rPr>
+          <w:lang w:val="zh_TW" w:bidi="zh_TW"/>
+        </w:rPr>
+        <w:t>耶利米書6:6–8</w:t>
+      </w:r>
+    </w:p>
+    <w:p>
+      <w:pPr>
+        <w:pStyle w:val="ListBullet"/>
+        <w:spacing w:line="240" w:lineRule="auto"/>
+        <w:ind w:left="720"/>
+      </w:pPr>
+      <w:r>
+        <w:rPr>
+          <w:lang w:val="zh_TW" w:bidi="zh_TW"/>
+        </w:rPr>
+      </w:r>
+      <w:r>
+        <w:rPr>
+          <w:lang w:val="zh_TW" w:bidi="zh_TW"/>
+        </w:rPr>
+        <w:t>馬太福音16:21</w:t>
+      </w:r>
+    </w:p>
+    <w:p>
+      <w:pPr>
+        <w:pStyle w:val="ListBullet"/>
+        <w:spacing w:line="240" w:lineRule="auto"/>
+        <w:ind w:left="720"/>
+      </w:pPr>
+      <w:r>
+        <w:rPr>
+          <w:lang w:val="zh_TW" w:bidi="zh_TW"/>
+        </w:rPr>
+      </w:r>
+      <w:r>
+        <w:rPr>
+          <w:lang w:val="zh_TW" w:bidi="zh_TW"/>
+        </w:rPr>
+        <w:t>詩篇22:24</w:t>
+      </w:r>
+    </w:p>
+    <w:p>
+      <w:pPr>
+        <w:pStyle w:val="ListBullet"/>
+        <w:spacing w:line="240" w:lineRule="auto"/>
+        <w:ind w:left="720"/>
+      </w:pPr>
+      <w:r>
+        <w:rPr>
+          <w:lang w:val="zh_TW" w:bidi="zh_TW"/>
+        </w:rPr>
+      </w:r>
+      <w:r>
+        <w:rPr>
+          <w:lang w:val="zh_TW" w:bidi="zh_TW"/>
+        </w:rPr>
+        <w:t>啟示錄1:9</w:t>
+      </w:r>
+    </w:p>
+    <w:p>
+      <w:pPr>
+        <w:pStyle w:val="ListBullet"/>
+        <w:spacing w:line="240" w:lineRule="auto"/>
+        <w:ind w:left="720"/>
+      </w:pPr>
+      <w:r>
+        <w:rPr>
+          <w:lang w:val="zh_TW" w:bidi="zh_TW"/>
+        </w:rPr>
+      </w:r>
+      <w:r>
+        <w:rPr>
+          <w:lang w:val="zh_TW" w:bidi="zh_TW"/>
+        </w:rPr>
+        <w:t>羅馬書5:3–5</w:t>
+      </w:r>
+    </w:p>
+    <w:p>
+      <w:pPr>
+        <w:pStyle w:val="Heading3"/>
+      </w:pPr>
+      <w:r>
+        <w:rPr>
+          <w:lang w:val="zh_TW" w:bidi="zh_TW"/>
+        </w:rPr>
+        <w:t>聖經開卷故事集裡的例子：</w:t>
+      </w:r>
+    </w:p>
+    <w:p>
+      <w:pPr>
+        <w:pStyle w:val="ListBullet"/>
+        <w:spacing w:line="240" w:lineRule="auto"/>
+        <w:ind w:left="720"/>
+      </w:pPr>
+      <w:r>
+        <w:rPr>
+          <w:lang w:val="zh_TW" w:bidi="zh_TW"/>
+        </w:rPr>
+      </w:r>
+      <w:r>
+        <w:rPr>
+          <w:b/>
+          <w:lang w:val="zh_TW" w:bidi="zh_TW"/>
+        </w:rPr>
+        <w:t>9:13</w:t>
+      </w:r>
+      <w:r>
+        <w:rPr>
+          <w:lang w:val="zh_TW" w:bidi="zh_TW"/>
+        </w:rPr>
+        <w:t xml:space="preserve"> 神說：「我看到了我的百姓所受的</w:t>
+      </w:r>
+      <w:r>
+        <w:rPr>
+          <w:b/>
+          <w:lang w:val="zh_TW" w:bidi="zh_TW"/>
+        </w:rPr>
+        <w:t>苦難</w:t>
+      </w:r>
+      <w:r>
+        <w:rPr>
+          <w:lang w:val="zh_TW" w:bidi="zh_TW"/>
+        </w:rPr>
+        <w:t>。」</w:t>
+      </w:r>
+    </w:p>
+    <w:p>
+      <w:pPr>
+        <w:pStyle w:val="ListBullet"/>
+        <w:spacing w:line="240" w:lineRule="auto"/>
+        <w:ind w:left="720"/>
+      </w:pPr>
+      <w:r>
+        <w:rPr>
+          <w:lang w:val="zh_TW" w:bidi="zh_TW"/>
+        </w:rPr>
+      </w:r>
+      <w:r>
+        <w:rPr>
+          <w:b/>
+          <w:lang w:val="zh_TW" w:bidi="zh_TW"/>
+        </w:rPr>
+        <w:t>38:12</w:t>
+      </w:r>
+      <w:r>
+        <w:rPr>
+          <w:lang w:val="zh_TW" w:bidi="zh_TW"/>
+        </w:rPr>
+        <w:t xml:space="preserve"> 耶穌禱告了三次：「父啊，如果可以，請求你不要讓我喝這個</w:t>
+      </w:r>
+      <w:r>
+        <w:rPr>
+          <w:b/>
+          <w:lang w:val="zh_TW" w:bidi="zh_TW"/>
+        </w:rPr>
+        <w:t>苦</w:t>
+      </w:r>
+      <w:r>
+        <w:rPr>
+          <w:lang w:val="zh_TW" w:bidi="zh_TW"/>
+        </w:rPr>
+        <w:t>杯。」</w:t>
+      </w:r>
+    </w:p>
+    <w:p>
+      <w:pPr>
+        <w:pStyle w:val="ListBullet"/>
+        <w:spacing w:line="240" w:lineRule="auto"/>
+        <w:ind w:left="720"/>
+      </w:pPr>
+      <w:r>
+        <w:rPr>
+          <w:lang w:val="zh_TW" w:bidi="zh_TW"/>
+        </w:rPr>
+      </w:r>
+      <w:r>
+        <w:rPr>
+          <w:b/>
+          <w:lang w:val="zh_TW" w:bidi="zh_TW"/>
+        </w:rPr>
+        <w:t>42:3</w:t>
+      </w:r>
+      <w:r>
+        <w:rPr>
+          <w:lang w:val="zh_TW" w:bidi="zh_TW"/>
+        </w:rPr>
+        <w:t xml:space="preserve"> 祂（耶穌）提醒他們說，先知預言彌賽亞會</w:t>
+      </w:r>
+      <w:r>
+        <w:rPr>
+          <w:b/>
+          <w:lang w:val="zh_TW" w:bidi="zh_TW"/>
+        </w:rPr>
+        <w:t>受苦</w:t>
+      </w:r>
+      <w:r>
+        <w:rPr>
+          <w:lang w:val="zh_TW" w:bidi="zh_TW"/>
+        </w:rPr>
+        <w:t>並被殺，但第三天將從死里復活。</w:t>
+      </w:r>
+    </w:p>
+    <w:p>
+      <w:pPr>
+        <w:pStyle w:val="ListBullet"/>
+        <w:spacing w:line="240" w:lineRule="auto"/>
+        <w:ind w:left="720"/>
+      </w:pPr>
+      <w:r>
+        <w:rPr>
+          <w:lang w:val="zh_TW" w:bidi="zh_TW"/>
+        </w:rPr>
+      </w:r>
+      <w:r>
+        <w:rPr>
+          <w:b/>
+          <w:lang w:val="zh_TW" w:bidi="zh_TW"/>
+        </w:rPr>
+        <w:t>42:7</w:t>
+      </w:r>
+      <w:r>
+        <w:rPr>
+          <w:lang w:val="zh_TW" w:bidi="zh_TW"/>
+        </w:rPr>
+        <w:t xml:space="preserve"> 祂（耶穌）說：「經上很久之前便有記載，彌賽亞會</w:t>
+      </w:r>
+      <w:r>
+        <w:rPr>
+          <w:b/>
+          <w:lang w:val="zh_TW" w:bidi="zh_TW"/>
+        </w:rPr>
+        <w:t>受苦</w:t>
+      </w:r>
+      <w:r>
+        <w:rPr>
+          <w:lang w:val="zh_TW" w:bidi="zh_TW"/>
+        </w:rPr>
+        <w:t>，受死，第三天從死里復活。 」</w:t>
+      </w:r>
+    </w:p>
+    <w:p>
+      <w:pPr>
+        <w:pStyle w:val="ListBullet"/>
+        <w:spacing w:line="240" w:lineRule="auto"/>
+        <w:ind w:left="720"/>
+      </w:pPr>
+      <w:r>
+        <w:rPr>
+          <w:lang w:val="zh_TW" w:bidi="zh_TW"/>
+        </w:rPr>
+      </w:r>
+      <w:r>
+        <w:rPr>
+          <w:b/>
+          <w:lang w:val="zh_TW" w:bidi="zh_TW"/>
+        </w:rPr>
+        <w:t>44:5</w:t>
+      </w:r>
+      <w:r>
+        <w:rPr>
+          <w:lang w:val="zh_TW" w:bidi="zh_TW"/>
+        </w:rPr>
+        <w:t xml:space="preserve"> 「雖然你們不知道你們在做什麼，神卻用你們的行動應驗了先知們的預言：彌賽亞將</w:t>
+      </w:r>
+      <w:r>
+        <w:rPr>
+          <w:b/>
+          <w:lang w:val="zh_TW" w:bidi="zh_TW"/>
+        </w:rPr>
+        <w:t>受苦</w:t>
+      </w:r>
+      <w:r>
+        <w:rPr>
+          <w:lang w:val="zh_TW" w:bidi="zh_TW"/>
+        </w:rPr>
+        <w:t>和受死。」</w:t>
+      </w:r>
+    </w:p>
+    <w:p>
+      <w:pPr>
+        <w:pStyle w:val="ListBullet"/>
+        <w:spacing w:line="240" w:lineRule="auto"/>
+        <w:ind w:left="720"/>
+      </w:pPr>
+      <w:r>
+        <w:rPr>
+          <w:lang w:val="zh_TW" w:bidi="zh_TW"/>
+        </w:rPr>
+      </w:r>
+      <w:r>
+        <w:rPr>
+          <w:b/>
+          <w:lang w:val="zh_TW" w:bidi="zh_TW"/>
+        </w:rPr>
+        <w:t>46:4</w:t>
+      </w:r>
+      <w:r>
+        <w:rPr>
+          <w:lang w:val="zh_TW" w:bidi="zh_TW"/>
+        </w:rPr>
+        <w:t xml:space="preserve"> 神回答他說：「你只管去，我已經揀選了這個人（掃羅）去向猶太人和其他人宣揚我的名。他為我的名會受許多</w:t>
+      </w:r>
+      <w:r>
+        <w:rPr>
+          <w:b/>
+          <w:lang w:val="zh_TW" w:bidi="zh_TW"/>
+        </w:rPr>
+        <w:t>苦難</w:t>
+      </w:r>
+      <w:r>
+        <w:rPr>
+          <w:lang w:val="zh_TW" w:bidi="zh_TW"/>
+        </w:rPr>
+        <w:t>。」</w:t>
+      </w:r>
+    </w:p>
+    <w:p>
+      <w:pPr>
+        <w:pStyle w:val="ListBullet"/>
+        <w:spacing w:line="240" w:lineRule="auto"/>
+        <w:ind w:left="720"/>
+      </w:pPr>
+      <w:r>
+        <w:rPr>
+          <w:lang w:val="zh_TW" w:bidi="zh_TW"/>
+        </w:rPr>
+      </w:r>
+      <w:r>
+        <w:rPr>
+          <w:b/>
+          <w:lang w:val="zh_TW" w:bidi="zh_TW"/>
+        </w:rPr>
+        <w:t>50:17</w:t>
+      </w:r>
+      <w:r>
+        <w:rPr>
+          <w:lang w:val="zh_TW" w:bidi="zh_TW"/>
+        </w:rPr>
+        <w:t xml:space="preserve"> 祂（耶穌）將擦乾每一滴淚水，再也沒有</w:t>
+      </w:r>
+      <w:r>
+        <w:rPr>
+          <w:b/>
+          <w:lang w:val="zh_TW" w:bidi="zh_TW"/>
+        </w:rPr>
+        <w:t>苦難</w:t>
+      </w:r>
+      <w:r>
+        <w:rPr>
+          <w:lang w:val="zh_TW" w:bidi="zh_TW"/>
+        </w:rPr>
+        <w:t>、悲傷、哭泣、邪惡、痛苦與死亡。</w:t>
+      </w:r>
+    </w:p>
+    <w:p>
+      <w:pPr>
+        <w:pStyle w:val="Heading3"/>
+      </w:pPr>
+      <w:r>
+        <w:rPr>
+          <w:lang w:val="zh_TW" w:bidi="zh_TW"/>
+        </w:rPr>
+        <w:t>原文參照：</w:t>
+      </w:r>
+    </w:p>
+    <w:p>
+      <w:pPr>
+        <w:pStyle w:val="ListBullet"/>
+        <w:spacing w:line="240" w:lineRule="auto"/>
+        <w:ind w:left="720"/>
+      </w:pPr>
+      <w:r>
+        <w:rPr>
+          <w:lang w:val="zh_TW" w:bidi="zh_TW"/>
+        </w:rPr>
+      </w:r>
+      <w:r>
+        <w:rPr>
+          <w:lang w:val="zh_TW" w:bidi="zh_TW"/>
+        </w:rPr>
+        <w:t>史特朗號：H0943，H1741，H1934，H4531，H5142，H5375，H5999，H6031，H6040，H6041，H6064，H6090，H6770，H6869，H6887，H7661，G00910，G09410，G09710，G22100，G23460，G23470，G25520，G25530，G25610，G38040，G39580，G43100，G47780，G47770，G48410，G50040</w:t>
+      </w:r>
+      <w:r>
+        <w:rPr>
+          <w:lang w:val="zh_TW" w:bidi="zh_TW"/>
+        </w:rPr>
+      </w:r>
+      <w:r>
+        <w:rPr>
+          <w:lang w:val="zh_TW" w:bidi="zh_TW"/>
+        </w:rPr>
+      </w:r>
+    </w:p>
+    <w:p>
+      <w:pPr/>
+      <w:r>
+        <w:rPr>
+          <w:lang w:val="zh_TW" w:bidi="zh_TW"/>
+        </w:rPr>
+      </w:r>
+    </w:p>
+    <w:p>
+      <w:pPr>
+        <w:pStyle w:val="Heading2"/>
+      </w:pPr>
+      <w:r>
+        <w:rPr>
+          <w:lang w:val="zh_TW" w:bidi="zh_TW"/>
+        </w:rPr>
+        <w:t>受造之物</w:t>
+      </w:r>
+      <w:r>
+        <w:rPr>
+          <w:lang w:val="zh_TW" w:bidi="zh_TW"/>
+        </w:rPr>
+      </w:r>
+    </w:p>
+    <w:p>
+      <w:pPr>
+        <w:pStyle w:val="Heading3"/>
+      </w:pPr>
+      <w:r>
+        <w:rPr>
+          <w:lang w:val="zh_TW" w:bidi="zh_TW"/>
+        </w:rPr>
+        <w:t>定義：</w:t>
+      </w:r>
+    </w:p>
+    <w:p>
+      <w:pPr/>
+      <w:r>
+        <w:rPr>
+          <w:lang w:val="zh_TW" w:bidi="zh_TW"/>
+        </w:rPr>
+      </w:r>
+      <w:r>
+        <w:rPr>
+          <w:lang w:val="zh_TW" w:bidi="zh_TW"/>
+        </w:rPr>
+        <w:t>「受造之物」一詞指的是神所創造的所有生物，包括人類和動物。</w:t>
+      </w:r>
+    </w:p>
+    <w:p>
+      <w:pPr>
+        <w:pStyle w:val="ListBullet"/>
+        <w:spacing w:line="240" w:lineRule="auto"/>
+        <w:ind w:left="720"/>
+      </w:pPr>
+      <w:r>
+        <w:rPr>
+          <w:lang w:val="zh_TW" w:bidi="zh_TW"/>
+        </w:rPr>
+      </w:r>
+      <w:r>
+        <w:rPr>
+          <w:lang w:val="zh_TW" w:bidi="zh_TW"/>
+        </w:rPr>
+        <w:t>先知以西結在他看到神榮耀的異象時，描述了「活物（living creatures）」。他不知道牠們是什麼，因此給予這個非常籠統的稱呼。</w:t>
+      </w:r>
+    </w:p>
+    <w:p>
+      <w:pPr>
+        <w:pStyle w:val="ListBullet"/>
+        <w:spacing w:line="240" w:lineRule="auto"/>
+        <w:ind w:left="720"/>
+      </w:pPr>
+      <w:r>
+        <w:rPr>
+          <w:lang w:val="zh_TW" w:bidi="zh_TW"/>
+        </w:rPr>
+      </w:r>
+      <w:r>
+        <w:rPr>
+          <w:lang w:val="zh_TW" w:bidi="zh_TW"/>
+        </w:rPr>
+        <w:t>需要注意的是，「創造（creation）」有不同的意思，因為它包括神所創造的所有東西，無論是有生命的還是無生命的東西（如土地、水和星星）。而「受造之物」僅限於有生命的東西。</w:t>
+      </w:r>
+    </w:p>
+    <w:p>
+      <w:pPr>
+        <w:pStyle w:val="Heading3"/>
+      </w:pPr>
+      <w:r>
+        <w:rPr>
+          <w:lang w:val="zh_TW" w:bidi="zh_TW"/>
+        </w:rPr>
+        <w:t>翻譯相關建議</w:t>
+      </w:r>
+    </w:p>
+    <w:p>
+      <w:pPr>
+        <w:pStyle w:val="ListBullet"/>
+        <w:spacing w:line="240" w:lineRule="auto"/>
+        <w:ind w:left="720"/>
+      </w:pPr>
+      <w:r>
+        <w:rPr>
+          <w:lang w:val="zh_TW" w:bidi="zh_TW"/>
+        </w:rPr>
+      </w:r>
+      <w:r>
+        <w:rPr>
+          <w:lang w:val="zh_TW" w:bidi="zh_TW"/>
+        </w:rPr>
+        <w:t>根據上下文，「受造之物」可以翻譯為「存在」或「活人」或「被造物」。</w:t>
+      </w:r>
+    </w:p>
+    <w:p>
+      <w:pPr>
+        <w:pStyle w:val="ListBullet"/>
+        <w:spacing w:line="240" w:lineRule="auto"/>
+        <w:ind w:left="720"/>
+      </w:pPr>
+      <w:r>
+        <w:rPr>
+          <w:lang w:val="zh_TW" w:bidi="zh_TW"/>
+        </w:rPr>
+      </w:r>
+      <w:r>
+        <w:rPr>
+          <w:lang w:val="zh_TW" w:bidi="zh_TW"/>
+        </w:rPr>
+        <w:t>「受造之物」的複數可以翻譯為「所有生物」或「人和動物」或「動物」或「人類」。</w:t>
+      </w:r>
+    </w:p>
+    <w:p>
+      <w:pPr/>
+      <w:r>
+        <w:rPr>
+          <w:lang w:val="zh_TW" w:bidi="zh_TW"/>
+        </w:rPr>
+      </w:r>
+      <w:r>
+        <w:rPr>
+          <w:lang w:val="zh_TW" w:bidi="zh_TW"/>
+        </w:rPr>
+        <w:t>（另見：創造）</w:t>
+      </w:r>
+    </w:p>
+    <w:p>
+      <w:pPr>
+        <w:pStyle w:val="Heading3"/>
+      </w:pPr>
+      <w:r>
+        <w:rPr>
+          <w:lang w:val="zh_TW" w:bidi="zh_TW"/>
+        </w:rPr>
+        <w:t>參考經文：</w:t>
+      </w:r>
+    </w:p>
+    <w:p>
+      <w:pPr>
+        <w:pStyle w:val="ListBullet"/>
+        <w:spacing w:line="240" w:lineRule="auto"/>
+        <w:ind w:left="720"/>
+      </w:pPr>
+      <w:r>
+        <w:rPr>
+          <w:lang w:val="zh_TW" w:bidi="zh_TW"/>
+        </w:rPr>
+      </w:r>
+      <w:r>
+        <w:rPr>
+          <w:lang w:val="zh_TW" w:bidi="zh_TW"/>
+        </w:rPr>
+        <w:t>但以理書4:10–12</w:t>
+      </w:r>
+    </w:p>
+    <w:p>
+      <w:pPr>
+        <w:pStyle w:val="ListBullet"/>
+        <w:spacing w:line="240" w:lineRule="auto"/>
+        <w:ind w:left="720"/>
+      </w:pPr>
+      <w:r>
+        <w:rPr>
+          <w:lang w:val="zh_TW" w:bidi="zh_TW"/>
+        </w:rPr>
+      </w:r>
+      <w:r>
+        <w:rPr>
+          <w:lang w:val="zh_TW" w:bidi="zh_TW"/>
+        </w:rPr>
+        <w:t>以西結書1:9</w:t>
+      </w:r>
+    </w:p>
+    <w:p>
+      <w:pPr>
+        <w:pStyle w:val="ListBullet"/>
+        <w:spacing w:line="240" w:lineRule="auto"/>
+        <w:ind w:left="720"/>
+      </w:pPr>
+      <w:r>
+        <w:rPr>
+          <w:lang w:val="zh_TW" w:bidi="zh_TW"/>
+        </w:rPr>
+      </w:r>
+      <w:r>
+        <w:rPr>
+          <w:lang w:val="zh_TW" w:bidi="zh_TW"/>
+        </w:rPr>
+        <w:t>約書亞記10:28</w:t>
+      </w:r>
+    </w:p>
+    <w:p>
+      <w:pPr>
+        <w:pStyle w:val="ListBullet"/>
+        <w:spacing w:line="240" w:lineRule="auto"/>
+        <w:ind w:left="720"/>
+      </w:pPr>
+      <w:r>
+        <w:rPr>
+          <w:lang w:val="zh_TW" w:bidi="zh_TW"/>
+        </w:rPr>
+      </w:r>
+      <w:r>
+        <w:rPr>
+          <w:lang w:val="zh_TW" w:bidi="zh_TW"/>
+        </w:rPr>
+        <w:t>利未記11:46–47</w:t>
+      </w:r>
+    </w:p>
+    <w:p>
+      <w:pPr>
+        <w:pStyle w:val="ListBullet"/>
+        <w:spacing w:line="240" w:lineRule="auto"/>
+        <w:ind w:left="720"/>
+      </w:pPr>
+      <w:r>
+        <w:rPr>
+          <w:lang w:val="zh_TW" w:bidi="zh_TW"/>
+        </w:rPr>
+      </w:r>
+      <w:r>
+        <w:rPr>
+          <w:lang w:val="zh_TW" w:bidi="zh_TW"/>
+        </w:rPr>
+        <w:t>啟示錄19:4</w:t>
+      </w:r>
+    </w:p>
+    <w:p>
+      <w:pPr>
+        <w:pStyle w:val="Heading3"/>
+      </w:pPr>
+      <w:r>
+        <w:rPr>
+          <w:lang w:val="zh_TW" w:bidi="zh_TW"/>
+        </w:rPr>
+        <w:t>原文參照：</w:t>
+      </w:r>
+    </w:p>
+    <w:p>
+      <w:pPr>
+        <w:pStyle w:val="ListBullet"/>
+        <w:spacing w:line="240" w:lineRule="auto"/>
+        <w:ind w:left="720"/>
+      </w:pPr>
+      <w:r>
+        <w:rPr>
+          <w:lang w:val="zh_TW" w:bidi="zh_TW"/>
+        </w:rPr>
+      </w:r>
+      <w:r>
+        <w:rPr>
+          <w:lang w:val="zh_TW" w:bidi="zh_TW"/>
+        </w:rPr>
+        <w:t>史特朗號：H1320，H1321，H1870，H2119，H2416，H4639，H5315，H5971，H7430，H8318，G22260，G29370，G29380</w:t>
+      </w:r>
+      <w:r>
+        <w:rPr>
+          <w:lang w:val="zh_TW" w:bidi="zh_TW"/>
+        </w:rPr>
+      </w:r>
+      <w:r>
+        <w:rPr>
+          <w:lang w:val="zh_TW" w:bidi="zh_TW"/>
+        </w:rPr>
+      </w:r>
+    </w:p>
+    <w:p>
+      <w:pPr/>
+      <w:r>
+        <w:rPr>
+          <w:lang w:val="zh_TW" w:bidi="zh_TW"/>
+        </w:rPr>
+      </w:r>
+    </w:p>
+    <w:p>
+      <w:pPr>
+        <w:pStyle w:val="Heading2"/>
+      </w:pPr>
+      <w:r>
+        <w:rPr>
+          <w:lang w:val="zh_TW" w:bidi="zh_TW"/>
+        </w:rPr>
+        <w:t>獸</w:t>
+      </w:r>
+      <w:r>
+        <w:rPr>
+          <w:lang w:val="zh_TW" w:bidi="zh_TW"/>
+        </w:rPr>
+      </w:r>
+    </w:p>
+    <w:p>
+      <w:pPr>
+        <w:pStyle w:val="Heading3"/>
+      </w:pPr>
+      <w:r>
+        <w:rPr>
+          <w:lang w:val="zh_TW" w:bidi="zh_TW"/>
+        </w:rPr>
+        <w:t>定義：</w:t>
+      </w:r>
+    </w:p>
+    <w:p>
+      <w:pPr/>
+      <w:r>
+        <w:rPr>
+          <w:lang w:val="zh_TW" w:bidi="zh_TW"/>
+        </w:rPr>
+      </w:r>
+      <w:r>
+        <w:rPr>
+          <w:lang w:val="zh_TW" w:bidi="zh_TW"/>
+        </w:rPr>
+        <w:t>在聖經中，「獸（beast）」這個詞通常只是「動物（animal）」的另一種說法。</w:t>
+      </w:r>
+    </w:p>
+    <w:p>
+      <w:pPr>
+        <w:pStyle w:val="ListBullet"/>
+        <w:spacing w:line="240" w:lineRule="auto"/>
+        <w:ind w:left="720"/>
+      </w:pPr>
+      <w:r>
+        <w:rPr>
+          <w:lang w:val="zh_TW" w:bidi="zh_TW"/>
+        </w:rPr>
+      </w:r>
+      <w:r>
+        <w:rPr>
+          <w:lang w:val="zh_TW" w:bidi="zh_TW"/>
+        </w:rPr>
+        <w:t>野獸是一種生活在森林或田野中且未經人類馴化的動物。</w:t>
+      </w:r>
+    </w:p>
+    <w:p>
+      <w:pPr>
+        <w:pStyle w:val="ListBullet"/>
+        <w:spacing w:line="240" w:lineRule="auto"/>
+        <w:ind w:left="720"/>
+      </w:pPr>
+      <w:r>
+        <w:rPr>
+          <w:lang w:val="zh_TW" w:bidi="zh_TW"/>
+        </w:rPr>
+      </w:r>
+      <w:r>
+        <w:rPr>
+          <w:lang w:val="zh_TW" w:bidi="zh_TW"/>
+        </w:rPr>
+        <w:t>家畜是指與人類生活在一起並被飼養，用作食物或用於工作（如耕田）的動物。通常，用「牲畜（livestock）」這個詞來指這類動物。</w:t>
+      </w:r>
+    </w:p>
+    <w:p>
+      <w:pPr>
+        <w:pStyle w:val="ListBullet"/>
+        <w:spacing w:line="240" w:lineRule="auto"/>
+        <w:ind w:left="720"/>
+      </w:pPr>
+      <w:r>
+        <w:rPr>
+          <w:lang w:val="zh_TW" w:bidi="zh_TW"/>
+        </w:rPr>
+      </w:r>
+      <w:r>
+        <w:rPr>
+          <w:lang w:val="zh_TW" w:bidi="zh_TW"/>
+        </w:rPr>
+        <w:t>舊約聖經但以理書和新約聖經啟示錄描述了異象，其中有代表邪惡勢力和權柄的獸，這些勢力和權柄與神作對。（見：隱喻）</w:t>
+      </w:r>
+    </w:p>
+    <w:p>
+      <w:pPr>
+        <w:pStyle w:val="ListBullet"/>
+        <w:spacing w:line="240" w:lineRule="auto"/>
+        <w:ind w:left="720"/>
+      </w:pPr>
+      <w:r>
+        <w:rPr>
+          <w:lang w:val="zh_TW" w:bidi="zh_TW"/>
+        </w:rPr>
+      </w:r>
+      <w:r>
+        <w:rPr>
+          <w:lang w:val="zh_TW" w:bidi="zh_TW"/>
+        </w:rPr>
+        <w:t>其中一些獸被描述為具有奇怪的特徵，例如有許多頭和許多角。它們通常擁有能力和權柄，這表明它們可能代表國家、民族或其它政治勢力。</w:t>
+      </w:r>
+    </w:p>
+    <w:p>
+      <w:pPr>
+        <w:pStyle w:val="ListBullet"/>
+        <w:spacing w:line="240" w:lineRule="auto"/>
+        <w:ind w:left="720"/>
+      </w:pPr>
+      <w:r>
+        <w:rPr>
+          <w:lang w:val="zh_TW" w:bidi="zh_TW"/>
+        </w:rPr>
+      </w:r>
+      <w:r>
+        <w:rPr>
+          <w:lang w:val="zh_TW" w:bidi="zh_TW"/>
+        </w:rPr>
+        <w:t>翻譯這個詞的方法可以包括「生物（creature）」或「受造之物」或「動物」或「野生動物」，具體取決於上下文。</w:t>
+      </w:r>
+    </w:p>
+    <w:p>
+      <w:pPr/>
+      <w:r>
+        <w:rPr>
+          <w:lang w:val="zh_TW" w:bidi="zh_TW"/>
+        </w:rPr>
+      </w:r>
+      <w:r>
+        <w:rPr>
+          <w:lang w:val="zh_TW" w:bidi="zh_TW"/>
+        </w:rPr>
         <w:t>（另見：</w:t>
       </w:r>
       <w:r>
         <w:rPr>
           <w:lang w:val="zh_TW" w:bidi="zh_TW"/>
         </w:rPr>
-        <w:t>首領</w:t>
-      </w:r>
-      <w:r>
-        <w:rPr>
-          <w:lang w:val="zh_TW" w:bidi="zh_TW"/>
-        </w:rPr>
-        <w:t>，</w:t>
-      </w:r>
-      <w:r>
-        <w:rPr>
-          <w:lang w:val="zh_TW" w:bidi="zh_TW"/>
-        </w:rPr>
-        <w:t>大祭司</w:t>
-      </w:r>
-      <w:r>
-        <w:rPr>
-          <w:lang w:val="zh_TW" w:bidi="zh_TW"/>
-        </w:rPr>
-        <w:t>，</w:t>
-      </w:r>
-      <w:r>
-        <w:rPr>
-          <w:lang w:val="zh_TW" w:bidi="zh_TW"/>
-        </w:rPr>
-        <w:t>祭司</w:t>
-      </w:r>
-      <w:r>
-        <w:rPr>
-          <w:lang w:val="zh_TW" w:bidi="zh_TW"/>
-        </w:rPr>
-        <w:t>，</w:t>
-      </w:r>
-      <w:r>
-        <w:rPr>
-          <w:lang w:val="zh_TW" w:bidi="zh_TW"/>
-        </w:rPr>
-        <w:t>稅吏</w:t>
-      </w:r>
-      <w:r>
-        <w:rPr>
-          <w:lang w:val="zh_TW" w:bidi="zh_TW"/>
-        </w:rPr>
-        <w:t>）</w:t>
-      </w:r>
-    </w:p>
-    <w:p>
-      <w:pPr>
-        <w:pStyle w:val="Heading3"/>
-      </w:pPr>
-      <w:r>
-        <w:rPr>
-          <w:lang w:val="zh_TW" w:bidi="zh_TW"/>
-        </w:rPr>
-        <w:t>參考經文：</w:t>
-      </w:r>
-    </w:p>
-    <w:p>
-      <w:pPr>
-        <w:pStyle w:val="ListBullet"/>
-        <w:spacing w:line="240" w:lineRule="auto"/>
-        <w:ind w:left="720"/>
-      </w:pPr>
-      <w:r>
-        <w:rPr>
-          <w:lang w:val="zh_TW" w:bidi="zh_TW"/>
-        </w:rPr>
-      </w:r>
-      <w:r>
-        <w:rPr>
-          <w:lang w:val="zh_TW" w:bidi="zh_TW"/>
-        </w:rPr>
-        <w:t>但以理書1:11–13</w:t>
-      </w:r>
-    </w:p>
-    <w:p>
-      <w:pPr>
-        <w:pStyle w:val="ListBullet"/>
-        <w:spacing w:line="240" w:lineRule="auto"/>
-        <w:ind w:left="720"/>
-      </w:pPr>
-      <w:r>
-        <w:rPr>
-          <w:lang w:val="zh_TW" w:bidi="zh_TW"/>
-        </w:rPr>
-      </w:r>
-      <w:r>
-        <w:rPr>
-          <w:lang w:val="zh_TW" w:bidi="zh_TW"/>
-        </w:rPr>
-        <w:t>以西結書26:15–16</w:t>
-      </w:r>
-    </w:p>
-    <w:p>
-      <w:pPr>
-        <w:pStyle w:val="ListBullet"/>
-        <w:spacing w:line="240" w:lineRule="auto"/>
-        <w:ind w:left="720"/>
-      </w:pPr>
-      <w:r>
-        <w:rPr>
-          <w:lang w:val="zh_TW" w:bidi="zh_TW"/>
-        </w:rPr>
-      </w:r>
-      <w:r>
-        <w:rPr>
-          <w:lang w:val="zh_TW" w:bidi="zh_TW"/>
-        </w:rPr>
-        <w:t>路加福音19:2</w:t>
-      </w:r>
-    </w:p>
-    <w:p>
-      <w:pPr>
-        <w:pStyle w:val="ListBullet"/>
-        <w:spacing w:line="240" w:lineRule="auto"/>
-        <w:ind w:left="720"/>
-      </w:pPr>
-      <w:r>
-        <w:rPr>
-          <w:lang w:val="zh_TW" w:bidi="zh_TW"/>
-        </w:rPr>
-      </w:r>
-      <w:r>
-        <w:rPr>
-          <w:lang w:val="zh_TW" w:bidi="zh_TW"/>
-        </w:rPr>
-        <w:t>詩篇4:1</w:t>
-      </w:r>
-    </w:p>
-    <w:p>
-      <w:pPr>
-        <w:pStyle w:val="Heading3"/>
-      </w:pPr>
-      <w:r>
-        <w:rPr>
-          <w:lang w:val="zh_TW" w:bidi="zh_TW"/>
-        </w:rPr>
-        <w:t>原文參照：</w:t>
-      </w:r>
-    </w:p>
-    <w:p>
-      <w:pPr>
-        <w:pStyle w:val="ListBullet"/>
-        <w:spacing w:line="240" w:lineRule="auto"/>
-        <w:ind w:left="720"/>
-      </w:pPr>
-      <w:r>
-        <w:rPr>
-          <w:lang w:val="zh_TW" w:bidi="zh_TW"/>
-        </w:rPr>
-      </w:r>
-      <w:r>
-        <w:rPr>
-          <w:lang w:val="zh_TW" w:bidi="zh_TW"/>
-        </w:rPr>
-        <w:t>史特朗號：H0047，H0441，H5057，H5387，H5632，H6496，H7218，H7225，H7227，H7229，H7262，H8269，H8334，G07490，G07500，G07540，G44100，G44130，G55060</w:t>
-      </w:r>
-      <w:r>
-        <w:rPr>
-          <w:lang w:val="zh_TW" w:bidi="zh_TW"/>
-        </w:rPr>
-      </w:r>
-      <w:r>
-        <w:rPr>
-          <w:lang w:val="zh_TW" w:bidi="zh_TW"/>
-        </w:rPr>
-      </w:r>
-    </w:p>
-    <w:p>
-      <w:pPr/>
-      <w:r>
-        <w:rPr>
-          <w:lang w:val="zh_TW" w:bidi="zh_TW"/>
-        </w:rPr>
-      </w:r>
-    </w:p>
-    <w:p>
-      <w:pPr>
-        <w:pStyle w:val="Heading2"/>
-      </w:pPr>
-      <w:r>
-        <w:rPr>
-          <w:lang w:val="zh_TW" w:bidi="zh_TW"/>
-        </w:rPr>
-        <w:t>受苦</w:t>
-      </w:r>
-      <w:r>
-        <w:rPr>
-          <w:lang w:val="zh_TW" w:bidi="zh_TW"/>
-        </w:rPr>
-      </w:r>
-    </w:p>
-    <w:p>
-      <w:pPr>
-        <w:pStyle w:val="Heading3"/>
-      </w:pPr>
-      <w:r>
-        <w:rPr>
-          <w:lang w:val="zh_TW" w:bidi="zh_TW"/>
-        </w:rPr>
-        <w:t>定義：</w:t>
-      </w:r>
-    </w:p>
-    <w:p>
-      <w:pPr/>
-      <w:r>
-        <w:rPr>
-          <w:lang w:val="zh_TW" w:bidi="zh_TW"/>
-        </w:rPr>
-      </w:r>
-      <w:r>
-        <w:rPr>
-          <w:lang w:val="zh_TW" w:bidi="zh_TW"/>
-        </w:rPr>
-        <w:t>「受苦」和「苦難」這兩個詞指的是經歷非常不愉快的事情，例如疾病、痛苦或其它困難。</w:t>
-      </w:r>
-    </w:p>
-    <w:p>
-      <w:pPr>
-        <w:pStyle w:val="ListBullet"/>
-        <w:spacing w:line="240" w:lineRule="auto"/>
-        <w:ind w:left="720"/>
-      </w:pPr>
-      <w:r>
-        <w:rPr>
-          <w:lang w:val="zh_TW" w:bidi="zh_TW"/>
-        </w:rPr>
-      </w:r>
-      <w:r>
-        <w:rPr>
-          <w:lang w:val="zh_TW" w:bidi="zh_TW"/>
-        </w:rPr>
-        <w:t>當人們受到迫害或生病時，他們會受苦。</w:t>
-      </w:r>
-    </w:p>
-    <w:p>
-      <w:pPr>
-        <w:pStyle w:val="ListBullet"/>
-        <w:spacing w:line="240" w:lineRule="auto"/>
-        <w:ind w:left="720"/>
-      </w:pPr>
-      <w:r>
-        <w:rPr>
-          <w:lang w:val="zh_TW" w:bidi="zh_TW"/>
-        </w:rPr>
-      </w:r>
-      <w:r>
-        <w:rPr>
-          <w:lang w:val="zh_TW" w:bidi="zh_TW"/>
-        </w:rPr>
-        <w:t>有時候，人們因為自己所做的錯事而受苦；有時候，則是因為世界上的罪惡和疾病而受苦。</w:t>
-      </w:r>
-    </w:p>
-    <w:p>
-      <w:pPr>
-        <w:pStyle w:val="ListBullet"/>
-        <w:spacing w:line="240" w:lineRule="auto"/>
-        <w:ind w:left="720"/>
-      </w:pPr>
-      <w:r>
-        <w:rPr>
-          <w:lang w:val="zh_TW" w:bidi="zh_TW"/>
-        </w:rPr>
-      </w:r>
-      <w:r>
-        <w:rPr>
-          <w:lang w:val="zh_TW" w:bidi="zh_TW"/>
-        </w:rPr>
-        <w:t>苦難可以是身體上的，例如感受到疼痛或生病；也可以是情感上的，例如感到恐懼、悲傷或孤獨。</w:t>
-      </w:r>
-    </w:p>
-    <w:p>
-      <w:pPr>
-        <w:pStyle w:val="ListBullet"/>
-        <w:spacing w:line="240" w:lineRule="auto"/>
-        <w:ind w:left="720"/>
-      </w:pPr>
-      <w:r>
-        <w:rPr>
-          <w:lang w:val="zh_TW" w:bidi="zh_TW"/>
-        </w:rPr>
-      </w:r>
-      <w:r>
-        <w:rPr>
-          <w:lang w:val="zh_TW" w:bidi="zh_TW"/>
-        </w:rPr>
-        <w:t>「容我」這個短語的意思是「忍耐我」、「聽我說」或「耐心聆聽」。</w:t>
-      </w:r>
-    </w:p>
-    <w:p>
-      <w:pPr>
-        <w:pStyle w:val="Heading3"/>
-      </w:pPr>
-      <w:r>
-        <w:rPr>
-          <w:lang w:val="zh_TW" w:bidi="zh_TW"/>
-        </w:rPr>
-        <w:t>翻譯相關建議：</w:t>
-      </w:r>
-    </w:p>
-    <w:p>
-      <w:pPr>
-        <w:pStyle w:val="ListBullet"/>
-        <w:spacing w:line="240" w:lineRule="auto"/>
-        <w:ind w:left="720"/>
-      </w:pPr>
-      <w:r>
-        <w:rPr>
-          <w:lang w:val="zh_TW" w:bidi="zh_TW"/>
-        </w:rPr>
-      </w:r>
-      <w:r>
-        <w:rPr>
-          <w:lang w:val="zh_TW" w:bidi="zh_TW"/>
-        </w:rPr>
-        <w:t>「受苦」可以翻譯為「感受疼痛」、「忍受困難」、「經歷艱辛」或「經歷艱難痛苦的經歷」。</w:t>
-      </w:r>
-    </w:p>
-    <w:p>
-      <w:pPr>
-        <w:pStyle w:val="ListBullet"/>
-        <w:spacing w:line="240" w:lineRule="auto"/>
-        <w:ind w:left="720"/>
-      </w:pPr>
-      <w:r>
-        <w:rPr>
-          <w:lang w:val="zh_TW" w:bidi="zh_TW"/>
-        </w:rPr>
-      </w:r>
-      <w:r>
-        <w:rPr>
-          <w:lang w:val="zh_TW" w:bidi="zh_TW"/>
-        </w:rPr>
-        <w:t>根據上下文，「苦難」可以翻譯為「極其困難的境況」、「嚴重的艱辛」、「經歷苦難」或「經歷痛苦的時刻」。</w:t>
-      </w:r>
-    </w:p>
-    <w:p>
-      <w:pPr>
-        <w:pStyle w:val="ListBullet"/>
-        <w:spacing w:line="240" w:lineRule="auto"/>
-        <w:ind w:left="720"/>
-      </w:pPr>
-      <w:r>
-        <w:rPr>
-          <w:lang w:val="zh_TW" w:bidi="zh_TW"/>
-        </w:rPr>
-      </w:r>
-      <w:r>
-        <w:rPr>
-          <w:lang w:val="zh_TW" w:bidi="zh_TW"/>
-        </w:rPr>
-        <w:t>短語「忍受口渴」可以翻譯為「經歷口渴」或「受口渴之苦」。</w:t>
-      </w:r>
-    </w:p>
-    <w:p>
-      <w:pPr>
-        <w:pStyle w:val="ListBullet"/>
-        <w:spacing w:line="240" w:lineRule="auto"/>
-        <w:ind w:left="720"/>
-      </w:pPr>
-      <w:r>
-        <w:rPr>
-          <w:lang w:val="zh_TW" w:bidi="zh_TW"/>
-        </w:rPr>
-      </w:r>
-      <w:r>
-        <w:rPr>
-          <w:lang w:val="zh_TW" w:bidi="zh_TW"/>
-        </w:rPr>
-        <w:t>「遭受暴力」也可以翻譯為「經歷暴力」或「受到暴力行為的傷害」。</w:t>
-      </w:r>
-    </w:p>
-    <w:p>
-      <w:pPr>
-        <w:pStyle w:val="Heading3"/>
-      </w:pPr>
-      <w:r>
-        <w:rPr>
-          <w:lang w:val="zh_TW" w:bidi="zh_TW"/>
-        </w:rPr>
-        <w:t>參考經文：</w:t>
-      </w:r>
-    </w:p>
-    <w:p>
-      <w:pPr>
-        <w:pStyle w:val="ListBullet"/>
-        <w:spacing w:line="240" w:lineRule="auto"/>
-        <w:ind w:left="720"/>
-      </w:pPr>
-      <w:r>
-        <w:rPr>
-          <w:lang w:val="zh_TW" w:bidi="zh_TW"/>
-        </w:rPr>
-      </w:r>
-      <w:r>
-        <w:rPr>
-          <w:lang w:val="zh_TW" w:bidi="zh_TW"/>
-        </w:rPr>
-        <w:t>帖撒羅尼迦前書2:14–16</w:t>
-      </w:r>
-    </w:p>
-    <w:p>
-      <w:pPr>
-        <w:pStyle w:val="ListBullet"/>
-        <w:spacing w:line="240" w:lineRule="auto"/>
-        <w:ind w:left="720"/>
-      </w:pPr>
-      <w:r>
-        <w:rPr>
-          <w:lang w:val="zh_TW" w:bidi="zh_TW"/>
-        </w:rPr>
-      </w:r>
-      <w:r>
-        <w:rPr>
-          <w:lang w:val="zh_TW" w:bidi="zh_TW"/>
-        </w:rPr>
-        <w:t>帖</w:t>
-      </w:r>
-      <w:r>
-        <w:rPr>
-          <w:lang w:val="zh_TW" w:bidi="zh_TW"/>
-        </w:rPr>
-        <w:t>撒羅尼迦</w:t>
-      </w:r>
-      <w:r>
-        <w:rPr>
-          <w:lang w:val="zh_TW" w:bidi="zh_TW"/>
-        </w:rPr>
-        <w:t>後</w:t>
-      </w:r>
-      <w:r>
-        <w:rPr>
-          <w:lang w:val="zh_TW" w:bidi="zh_TW"/>
-        </w:rPr>
-        <w:t>書</w:t>
-      </w:r>
-      <w:r>
-        <w:rPr>
-          <w:lang w:val="zh_TW" w:bidi="zh_TW"/>
-        </w:rPr>
-        <w:t>1:3–5</w:t>
-      </w:r>
-    </w:p>
-    <w:p>
-      <w:pPr>
-        <w:pStyle w:val="ListBullet"/>
-        <w:spacing w:line="240" w:lineRule="auto"/>
-        <w:ind w:left="720"/>
-      </w:pPr>
-      <w:r>
-        <w:rPr>
-          <w:lang w:val="zh_TW" w:bidi="zh_TW"/>
-        </w:rPr>
-      </w:r>
-      <w:r>
-        <w:rPr>
-          <w:lang w:val="zh_TW" w:bidi="zh_TW"/>
-        </w:rPr>
-        <w:t>提摩太後書1:8</w:t>
-      </w:r>
-    </w:p>
-    <w:p>
-      <w:pPr>
-        <w:pStyle w:val="ListBullet"/>
-        <w:spacing w:line="240" w:lineRule="auto"/>
-        <w:ind w:left="720"/>
-      </w:pPr>
-      <w:r>
-        <w:rPr>
-          <w:lang w:val="zh_TW" w:bidi="zh_TW"/>
-        </w:rPr>
-      </w:r>
-      <w:r>
-        <w:rPr>
-          <w:lang w:val="zh_TW" w:bidi="zh_TW"/>
-        </w:rPr>
-        <w:t>使徒行傳7:11–13</w:t>
-      </w:r>
-    </w:p>
-    <w:p>
-      <w:pPr>
-        <w:pStyle w:val="ListBullet"/>
-        <w:spacing w:line="240" w:lineRule="auto"/>
-        <w:ind w:left="720"/>
-      </w:pPr>
-      <w:r>
-        <w:rPr>
-          <w:lang w:val="zh_TW" w:bidi="zh_TW"/>
-        </w:rPr>
-      </w:r>
-      <w:r>
-        <w:rPr>
-          <w:lang w:val="zh_TW" w:bidi="zh_TW"/>
-        </w:rPr>
-        <w:t>以賽亞書53:11</w:t>
-      </w:r>
-    </w:p>
-    <w:p>
-      <w:pPr>
-        <w:pStyle w:val="ListBullet"/>
-        <w:spacing w:line="240" w:lineRule="auto"/>
-        <w:ind w:left="720"/>
-      </w:pPr>
-      <w:r>
-        <w:rPr>
-          <w:lang w:val="zh_TW" w:bidi="zh_TW"/>
-        </w:rPr>
-      </w:r>
-      <w:r>
-        <w:rPr>
-          <w:lang w:val="zh_TW" w:bidi="zh_TW"/>
-        </w:rPr>
-        <w:t>耶利米書6:6–8</w:t>
-      </w:r>
-    </w:p>
-    <w:p>
-      <w:pPr>
-        <w:pStyle w:val="ListBullet"/>
-        <w:spacing w:line="240" w:lineRule="auto"/>
-        <w:ind w:left="720"/>
-      </w:pPr>
-      <w:r>
-        <w:rPr>
-          <w:lang w:val="zh_TW" w:bidi="zh_TW"/>
-        </w:rPr>
-      </w:r>
-      <w:r>
-        <w:rPr>
-          <w:lang w:val="zh_TW" w:bidi="zh_TW"/>
-        </w:rPr>
-        <w:t>馬太福音16:21</w:t>
-      </w:r>
-    </w:p>
-    <w:p>
-      <w:pPr>
-        <w:pStyle w:val="ListBullet"/>
-        <w:spacing w:line="240" w:lineRule="auto"/>
-        <w:ind w:left="720"/>
-      </w:pPr>
-      <w:r>
-        <w:rPr>
-          <w:lang w:val="zh_TW" w:bidi="zh_TW"/>
-        </w:rPr>
-      </w:r>
-      <w:r>
-        <w:rPr>
-          <w:lang w:val="zh_TW" w:bidi="zh_TW"/>
-        </w:rPr>
-        <w:t>詩篇22:24</w:t>
-      </w:r>
-    </w:p>
-    <w:p>
-      <w:pPr>
-        <w:pStyle w:val="ListBullet"/>
-        <w:spacing w:line="240" w:lineRule="auto"/>
-        <w:ind w:left="720"/>
-      </w:pPr>
-      <w:r>
-        <w:rPr>
-          <w:lang w:val="zh_TW" w:bidi="zh_TW"/>
-        </w:rPr>
-      </w:r>
-      <w:r>
-        <w:rPr>
-          <w:lang w:val="zh_TW" w:bidi="zh_TW"/>
-        </w:rPr>
-        <w:t>啟示錄1:9</w:t>
-      </w:r>
-    </w:p>
-    <w:p>
-      <w:pPr>
-        <w:pStyle w:val="ListBullet"/>
-        <w:spacing w:line="240" w:lineRule="auto"/>
-        <w:ind w:left="720"/>
-      </w:pPr>
-      <w:r>
-        <w:rPr>
-          <w:lang w:val="zh_TW" w:bidi="zh_TW"/>
-        </w:rPr>
-      </w:r>
-      <w:r>
-        <w:rPr>
-          <w:lang w:val="zh_TW" w:bidi="zh_TW"/>
-        </w:rPr>
-        <w:t>羅馬書5:3–5</w:t>
-      </w:r>
-    </w:p>
-    <w:p>
-      <w:pPr>
-        <w:pStyle w:val="Heading3"/>
-      </w:pPr>
-      <w:r>
-        <w:rPr>
-          <w:lang w:val="zh_TW" w:bidi="zh_TW"/>
-        </w:rPr>
-        <w:t>聖經開卷故事集裡的例子：</w:t>
-      </w:r>
-    </w:p>
-    <w:p>
-      <w:pPr>
-        <w:pStyle w:val="ListBullet"/>
-        <w:spacing w:line="240" w:lineRule="auto"/>
-        <w:ind w:left="720"/>
-      </w:pPr>
-      <w:r>
-        <w:rPr>
-          <w:lang w:val="zh_TW" w:bidi="zh_TW"/>
-        </w:rPr>
-      </w:r>
-      <w:r>
-        <w:rPr>
-          <w:b/>
-          <w:lang w:val="zh_TW" w:bidi="zh_TW"/>
-        </w:rPr>
-        <w:t>9:13</w:t>
-      </w:r>
-      <w:r>
-        <w:rPr>
-          <w:lang w:val="zh_TW" w:bidi="zh_TW"/>
-        </w:rPr>
-        <w:t xml:space="preserve"> 神說：「我看到了我的百姓所受的</w:t>
-      </w:r>
-      <w:r>
-        <w:rPr>
-          <w:b/>
-          <w:lang w:val="zh_TW" w:bidi="zh_TW"/>
-        </w:rPr>
-        <w:t>苦難</w:t>
-      </w:r>
-      <w:r>
-        <w:rPr>
-          <w:lang w:val="zh_TW" w:bidi="zh_TW"/>
-        </w:rPr>
-        <w:t>。」</w:t>
-      </w:r>
-    </w:p>
-    <w:p>
-      <w:pPr>
-        <w:pStyle w:val="ListBullet"/>
-        <w:spacing w:line="240" w:lineRule="auto"/>
-        <w:ind w:left="720"/>
-      </w:pPr>
-      <w:r>
-        <w:rPr>
-          <w:lang w:val="zh_TW" w:bidi="zh_TW"/>
-        </w:rPr>
-      </w:r>
-      <w:r>
-        <w:rPr>
-          <w:b/>
-          <w:lang w:val="zh_TW" w:bidi="zh_TW"/>
-        </w:rPr>
-        <w:t>38:12</w:t>
-      </w:r>
-      <w:r>
-        <w:rPr>
-          <w:lang w:val="zh_TW" w:bidi="zh_TW"/>
-        </w:rPr>
-        <w:t xml:space="preserve"> 耶穌禱告了三次：「父啊，如果可以，請求你不要讓我喝這個</w:t>
-      </w:r>
-      <w:r>
-        <w:rPr>
-          <w:b/>
-          <w:lang w:val="zh_TW" w:bidi="zh_TW"/>
-        </w:rPr>
-        <w:t>苦</w:t>
-      </w:r>
-      <w:r>
-        <w:rPr>
-          <w:lang w:val="zh_TW" w:bidi="zh_TW"/>
-        </w:rPr>
-        <w:t>杯。」</w:t>
-      </w:r>
-    </w:p>
-    <w:p>
-      <w:pPr>
-        <w:pStyle w:val="ListBullet"/>
-        <w:spacing w:line="240" w:lineRule="auto"/>
-        <w:ind w:left="720"/>
-      </w:pPr>
-      <w:r>
-        <w:rPr>
-          <w:lang w:val="zh_TW" w:bidi="zh_TW"/>
-        </w:rPr>
-      </w:r>
-      <w:r>
-        <w:rPr>
-          <w:b/>
-          <w:lang w:val="zh_TW" w:bidi="zh_TW"/>
-        </w:rPr>
-        <w:t>42:3</w:t>
-      </w:r>
-      <w:r>
-        <w:rPr>
-          <w:lang w:val="zh_TW" w:bidi="zh_TW"/>
-        </w:rPr>
-        <w:t xml:space="preserve"> 祂（耶穌）提醒他們說，先知預言彌賽亞會</w:t>
-      </w:r>
-      <w:r>
-        <w:rPr>
-          <w:b/>
-          <w:lang w:val="zh_TW" w:bidi="zh_TW"/>
-        </w:rPr>
-        <w:t>受苦</w:t>
-      </w:r>
-      <w:r>
-        <w:rPr>
-          <w:lang w:val="zh_TW" w:bidi="zh_TW"/>
-        </w:rPr>
-        <w:t>並被殺，但第三天將從死里復活。</w:t>
-      </w:r>
-    </w:p>
-    <w:p>
-      <w:pPr>
-        <w:pStyle w:val="ListBullet"/>
-        <w:spacing w:line="240" w:lineRule="auto"/>
-        <w:ind w:left="720"/>
-      </w:pPr>
-      <w:r>
-        <w:rPr>
-          <w:lang w:val="zh_TW" w:bidi="zh_TW"/>
-        </w:rPr>
-      </w:r>
-      <w:r>
-        <w:rPr>
-          <w:b/>
-          <w:lang w:val="zh_TW" w:bidi="zh_TW"/>
-        </w:rPr>
-        <w:t>42:7</w:t>
-      </w:r>
-      <w:r>
-        <w:rPr>
-          <w:lang w:val="zh_TW" w:bidi="zh_TW"/>
-        </w:rPr>
-        <w:t xml:space="preserve"> 祂（耶穌）說：「經上很久之前便有記載，彌賽亞會</w:t>
-      </w:r>
-      <w:r>
-        <w:rPr>
-          <w:b/>
-          <w:lang w:val="zh_TW" w:bidi="zh_TW"/>
-        </w:rPr>
-        <w:t>受苦</w:t>
-      </w:r>
-      <w:r>
-        <w:rPr>
-          <w:lang w:val="zh_TW" w:bidi="zh_TW"/>
-        </w:rPr>
-        <w:t>，受死，第三天從死里復活。 」</w:t>
-      </w:r>
-    </w:p>
-    <w:p>
-      <w:pPr>
-        <w:pStyle w:val="ListBullet"/>
-        <w:spacing w:line="240" w:lineRule="auto"/>
-        <w:ind w:left="720"/>
-      </w:pPr>
-      <w:r>
-        <w:rPr>
-          <w:lang w:val="zh_TW" w:bidi="zh_TW"/>
-        </w:rPr>
-      </w:r>
-      <w:r>
-        <w:rPr>
-          <w:b/>
-          <w:lang w:val="zh_TW" w:bidi="zh_TW"/>
-        </w:rPr>
-        <w:t>44:5</w:t>
-      </w:r>
-      <w:r>
-        <w:rPr>
-          <w:lang w:val="zh_TW" w:bidi="zh_TW"/>
-        </w:rPr>
-        <w:t xml:space="preserve"> 「雖然你們不知道你們在做什麼，神卻用你們的行動應驗了先知們的預言：彌賽亞將</w:t>
-      </w:r>
-      <w:r>
-        <w:rPr>
-          <w:b/>
-          <w:lang w:val="zh_TW" w:bidi="zh_TW"/>
-        </w:rPr>
-        <w:t>受苦</w:t>
-      </w:r>
-      <w:r>
-        <w:rPr>
-          <w:lang w:val="zh_TW" w:bidi="zh_TW"/>
-        </w:rPr>
-        <w:t>和受死。」</w:t>
-      </w:r>
-    </w:p>
-    <w:p>
-      <w:pPr>
-        <w:pStyle w:val="ListBullet"/>
-        <w:spacing w:line="240" w:lineRule="auto"/>
-        <w:ind w:left="720"/>
-      </w:pPr>
-      <w:r>
-        <w:rPr>
-          <w:lang w:val="zh_TW" w:bidi="zh_TW"/>
-        </w:rPr>
-      </w:r>
-      <w:r>
-        <w:rPr>
-          <w:b/>
-          <w:lang w:val="zh_TW" w:bidi="zh_TW"/>
-        </w:rPr>
-        <w:t>46:4</w:t>
-      </w:r>
-      <w:r>
-        <w:rPr>
-          <w:lang w:val="zh_TW" w:bidi="zh_TW"/>
-        </w:rPr>
-        <w:t xml:space="preserve"> 神回答他說：「你只管去，我已經揀選了這個人（掃羅）去向猶太人和其他人宣揚我的名。他為我的名會受許多</w:t>
-      </w:r>
-      <w:r>
-        <w:rPr>
-          <w:b/>
-          <w:lang w:val="zh_TW" w:bidi="zh_TW"/>
-        </w:rPr>
-        <w:t>苦難</w:t>
-      </w:r>
-      <w:r>
-        <w:rPr>
-          <w:lang w:val="zh_TW" w:bidi="zh_TW"/>
-        </w:rPr>
-        <w:t>。」</w:t>
-      </w:r>
-    </w:p>
-    <w:p>
-      <w:pPr>
-        <w:pStyle w:val="ListBullet"/>
-        <w:spacing w:line="240" w:lineRule="auto"/>
-        <w:ind w:left="720"/>
-      </w:pPr>
-      <w:r>
-        <w:rPr>
-          <w:lang w:val="zh_TW" w:bidi="zh_TW"/>
-        </w:rPr>
-      </w:r>
-      <w:r>
-        <w:rPr>
-          <w:b/>
-          <w:lang w:val="zh_TW" w:bidi="zh_TW"/>
-        </w:rPr>
-        <w:t>50:17</w:t>
-      </w:r>
-      <w:r>
-        <w:rPr>
-          <w:lang w:val="zh_TW" w:bidi="zh_TW"/>
-        </w:rPr>
-        <w:t xml:space="preserve"> 祂（耶穌）將擦乾每一滴淚水，再也沒有</w:t>
-      </w:r>
-      <w:r>
-        <w:rPr>
-          <w:b/>
-          <w:lang w:val="zh_TW" w:bidi="zh_TW"/>
-        </w:rPr>
-        <w:t>苦難</w:t>
-      </w:r>
-      <w:r>
-        <w:rPr>
-          <w:lang w:val="zh_TW" w:bidi="zh_TW"/>
-        </w:rPr>
-        <w:t>、悲傷、哭泣、邪惡、痛苦與死亡。</w:t>
-      </w:r>
-    </w:p>
-    <w:p>
-      <w:pPr>
-        <w:pStyle w:val="Heading3"/>
-      </w:pPr>
-      <w:r>
-        <w:rPr>
-          <w:lang w:val="zh_TW" w:bidi="zh_TW"/>
-        </w:rPr>
-        <w:t>原文參照：</w:t>
-      </w:r>
-    </w:p>
-    <w:p>
-      <w:pPr>
-        <w:pStyle w:val="ListBullet"/>
-        <w:spacing w:line="240" w:lineRule="auto"/>
-        <w:ind w:left="720"/>
-      </w:pPr>
-      <w:r>
-        <w:rPr>
-          <w:lang w:val="zh_TW" w:bidi="zh_TW"/>
-        </w:rPr>
-      </w:r>
-      <w:r>
-        <w:rPr>
-          <w:lang w:val="zh_TW" w:bidi="zh_TW"/>
-        </w:rPr>
-        <w:t>史特朗號：H0943，H1741，H1934，H4531，H5142，H5375，H5999，H6031，H6040，H6041，H6064，H6090，H6770，H6869，H6887，H7661，G00910，G09410，G09710，G22100，G23460，G23470，G25520，G25530，G25610，G38040，G39580，G43100，G47780，G47770，G48410，G50040</w:t>
-      </w:r>
-      <w:r>
-        <w:rPr>
-          <w:lang w:val="zh_TW" w:bidi="zh_TW"/>
-        </w:rPr>
-      </w:r>
-      <w:r>
-        <w:rPr>
-          <w:lang w:val="zh_TW" w:bidi="zh_TW"/>
-        </w:rPr>
-      </w:r>
-    </w:p>
-    <w:p>
-      <w:pPr/>
-      <w:r>
-        <w:rPr>
-          <w:lang w:val="zh_TW" w:bidi="zh_TW"/>
-        </w:rPr>
-      </w:r>
-    </w:p>
-    <w:p>
-      <w:pPr>
-        <w:pStyle w:val="Heading2"/>
-      </w:pPr>
-      <w:r>
-        <w:rPr>
-          <w:lang w:val="zh_TW" w:bidi="zh_TW"/>
-        </w:rPr>
-        <w:t>受造之物</w:t>
-      </w:r>
-      <w:r>
-        <w:rPr>
-          <w:lang w:val="zh_TW" w:bidi="zh_TW"/>
-        </w:rPr>
-      </w:r>
-    </w:p>
-    <w:p>
-      <w:pPr>
-        <w:pStyle w:val="Heading3"/>
-      </w:pPr>
-      <w:r>
-        <w:rPr>
-          <w:lang w:val="zh_TW" w:bidi="zh_TW"/>
-        </w:rPr>
-        <w:t>定義：</w:t>
-      </w:r>
-    </w:p>
-    <w:p>
-      <w:pPr/>
-      <w:r>
-        <w:rPr>
-          <w:lang w:val="zh_TW" w:bidi="zh_TW"/>
-        </w:rPr>
-      </w:r>
-      <w:r>
-        <w:rPr>
-          <w:lang w:val="zh_TW" w:bidi="zh_TW"/>
-        </w:rPr>
-        <w:t>「受造之物」一詞指的是神所創造的所有生物，包括人類和動物。</w:t>
-      </w:r>
-    </w:p>
-    <w:p>
-      <w:pPr>
-        <w:pStyle w:val="ListBullet"/>
-        <w:spacing w:line="240" w:lineRule="auto"/>
-        <w:ind w:left="720"/>
-      </w:pPr>
-      <w:r>
-        <w:rPr>
-          <w:lang w:val="zh_TW" w:bidi="zh_TW"/>
-        </w:rPr>
-      </w:r>
-      <w:r>
-        <w:rPr>
-          <w:lang w:val="zh_TW" w:bidi="zh_TW"/>
-        </w:rPr>
-        <w:t>先知以西結在他看到神榮耀的異象時，描述了「活物（living creatures）」。他不知道牠們是什麼，因此給予這個非常籠統的稱呼。</w:t>
-      </w:r>
-    </w:p>
-    <w:p>
-      <w:pPr>
-        <w:pStyle w:val="ListBullet"/>
-        <w:spacing w:line="240" w:lineRule="auto"/>
-        <w:ind w:left="720"/>
-      </w:pPr>
-      <w:r>
-        <w:rPr>
-          <w:lang w:val="zh_TW" w:bidi="zh_TW"/>
-        </w:rPr>
-      </w:r>
-      <w:r>
-        <w:rPr>
-          <w:lang w:val="zh_TW" w:bidi="zh_TW"/>
-        </w:rPr>
-        <w:t>需要注意的是，「創造（creation）」有不同的意思，因為它包括神所創造的所有東西，無論是有生命的還是無生命的東西（如土地、水和星星）。而「受造之物」僅限於有生命的東西。</w:t>
-      </w:r>
-    </w:p>
-    <w:p>
-      <w:pPr>
-        <w:pStyle w:val="Heading3"/>
-      </w:pPr>
-      <w:r>
-        <w:rPr>
-          <w:lang w:val="zh_TW" w:bidi="zh_TW"/>
-        </w:rPr>
-        <w:t>翻譯相關建議</w:t>
-      </w:r>
-    </w:p>
-    <w:p>
-      <w:pPr>
-        <w:pStyle w:val="ListBullet"/>
-        <w:spacing w:line="240" w:lineRule="auto"/>
-        <w:ind w:left="720"/>
-      </w:pPr>
-      <w:r>
-        <w:rPr>
-          <w:lang w:val="zh_TW" w:bidi="zh_TW"/>
-        </w:rPr>
-      </w:r>
-      <w:r>
-        <w:rPr>
-          <w:lang w:val="zh_TW" w:bidi="zh_TW"/>
-        </w:rPr>
-        <w:t>根據上下文，「受造之物」可以翻譯為「存在」或「活人」或「被造物」。</w:t>
-      </w:r>
-    </w:p>
-    <w:p>
-      <w:pPr>
-        <w:pStyle w:val="ListBullet"/>
-        <w:spacing w:line="240" w:lineRule="auto"/>
-        <w:ind w:left="720"/>
-      </w:pPr>
-      <w:r>
-        <w:rPr>
-          <w:lang w:val="zh_TW" w:bidi="zh_TW"/>
-        </w:rPr>
-      </w:r>
-      <w:r>
-        <w:rPr>
-          <w:lang w:val="zh_TW" w:bidi="zh_TW"/>
-        </w:rPr>
-        <w:t>「受造之物」的複數可以翻譯為「所有生物」或「人和動物」或「動物」或「人類」。</w:t>
-      </w:r>
-    </w:p>
-    <w:p>
-      <w:pPr/>
-      <w:r>
-        <w:rPr>
-          <w:lang w:val="zh_TW" w:bidi="zh_TW"/>
-        </w:rPr>
-      </w:r>
-      <w:r>
-        <w:rPr>
-          <w:lang w:val="zh_TW" w:bidi="zh_TW"/>
-        </w:rPr>
-        <w:t>（另見：</w:t>
-      </w:r>
-      <w:r>
-        <w:rPr>
-          <w:lang w:val="zh_TW" w:bidi="zh_TW"/>
-        </w:rPr>
-        <w:t>創造</w:t>
-      </w:r>
-      <w:r>
-        <w:rPr>
-          <w:lang w:val="zh_TW" w:bidi="zh_TW"/>
-        </w:rPr>
-        <w:t>）</w:t>
-      </w:r>
-    </w:p>
-    <w:p>
-      <w:pPr>
-        <w:pStyle w:val="Heading3"/>
-      </w:pPr>
-      <w:r>
-        <w:rPr>
-          <w:lang w:val="zh_TW" w:bidi="zh_TW"/>
-        </w:rPr>
-        <w:t>參考經文：</w:t>
-      </w:r>
-    </w:p>
-    <w:p>
-      <w:pPr>
-        <w:pStyle w:val="ListBullet"/>
-        <w:spacing w:line="240" w:lineRule="auto"/>
-        <w:ind w:left="720"/>
-      </w:pPr>
-      <w:r>
-        <w:rPr>
-          <w:lang w:val="zh_TW" w:bidi="zh_TW"/>
-        </w:rPr>
-      </w:r>
-      <w:r>
-        <w:rPr>
-          <w:lang w:val="zh_TW" w:bidi="zh_TW"/>
-        </w:rPr>
-        <w:t>但以理書4:10–12</w:t>
-      </w:r>
-    </w:p>
-    <w:p>
-      <w:pPr>
-        <w:pStyle w:val="ListBullet"/>
-        <w:spacing w:line="240" w:lineRule="auto"/>
-        <w:ind w:left="720"/>
-      </w:pPr>
-      <w:r>
-        <w:rPr>
-          <w:lang w:val="zh_TW" w:bidi="zh_TW"/>
-        </w:rPr>
-      </w:r>
-      <w:r>
-        <w:rPr>
-          <w:lang w:val="zh_TW" w:bidi="zh_TW"/>
-        </w:rPr>
-        <w:t>以西結書1:9</w:t>
-      </w:r>
-    </w:p>
-    <w:p>
-      <w:pPr>
-        <w:pStyle w:val="ListBullet"/>
-        <w:spacing w:line="240" w:lineRule="auto"/>
-        <w:ind w:left="720"/>
-      </w:pPr>
-      <w:r>
-        <w:rPr>
-          <w:lang w:val="zh_TW" w:bidi="zh_TW"/>
-        </w:rPr>
-      </w:r>
-      <w:r>
-        <w:rPr>
-          <w:lang w:val="zh_TW" w:bidi="zh_TW"/>
-        </w:rPr>
-        <w:t>約書亞記10:28</w:t>
-      </w:r>
-    </w:p>
-    <w:p>
-      <w:pPr>
-        <w:pStyle w:val="ListBullet"/>
-        <w:spacing w:line="240" w:lineRule="auto"/>
-        <w:ind w:left="720"/>
-      </w:pPr>
-      <w:r>
-        <w:rPr>
-          <w:lang w:val="zh_TW" w:bidi="zh_TW"/>
-        </w:rPr>
-      </w:r>
-      <w:r>
-        <w:rPr>
-          <w:lang w:val="zh_TW" w:bidi="zh_TW"/>
-        </w:rPr>
-        <w:t>利未記11:46–47</w:t>
-      </w:r>
-    </w:p>
-    <w:p>
-      <w:pPr>
-        <w:pStyle w:val="ListBullet"/>
-        <w:spacing w:line="240" w:lineRule="auto"/>
-        <w:ind w:left="720"/>
-      </w:pPr>
-      <w:r>
-        <w:rPr>
-          <w:lang w:val="zh_TW" w:bidi="zh_TW"/>
-        </w:rPr>
-      </w:r>
-      <w:r>
-        <w:rPr>
-          <w:lang w:val="zh_TW" w:bidi="zh_TW"/>
-        </w:rPr>
-        <w:t>啟示錄19:4</w:t>
-      </w:r>
-    </w:p>
-    <w:p>
-      <w:pPr>
-        <w:pStyle w:val="Heading3"/>
-      </w:pPr>
-      <w:r>
-        <w:rPr>
-          <w:lang w:val="zh_TW" w:bidi="zh_TW"/>
-        </w:rPr>
-        <w:t>原文參照：</w:t>
-      </w:r>
-    </w:p>
-    <w:p>
-      <w:pPr>
-        <w:pStyle w:val="ListBullet"/>
-        <w:spacing w:line="240" w:lineRule="auto"/>
-        <w:ind w:left="720"/>
-      </w:pPr>
-      <w:r>
-        <w:rPr>
-          <w:lang w:val="zh_TW" w:bidi="zh_TW"/>
-        </w:rPr>
-      </w:r>
-      <w:r>
-        <w:rPr>
-          <w:lang w:val="zh_TW" w:bidi="zh_TW"/>
-        </w:rPr>
-        <w:t>史特朗號：H1320，H1321，H1870，H2119，H2416，H4639，H5315，H5971，H7430，H8318，G22260，G29370，G29380</w:t>
-      </w:r>
-      <w:r>
-        <w:rPr>
-          <w:lang w:val="zh_TW" w:bidi="zh_TW"/>
-        </w:rPr>
-      </w:r>
-      <w:r>
-        <w:rPr>
-          <w:lang w:val="zh_TW" w:bidi="zh_TW"/>
-        </w:rPr>
-      </w:r>
-    </w:p>
-    <w:p>
-      <w:pPr/>
-      <w:r>
-        <w:rPr>
-          <w:lang w:val="zh_TW" w:bidi="zh_TW"/>
-        </w:rPr>
-      </w:r>
-    </w:p>
-    <w:p>
-      <w:pPr>
-        <w:pStyle w:val="Heading2"/>
-      </w:pPr>
-      <w:r>
-        <w:rPr>
-          <w:lang w:val="zh_TW" w:bidi="zh_TW"/>
-        </w:rPr>
-        <w:t>獸</w:t>
-      </w:r>
-      <w:r>
-        <w:rPr>
-          <w:lang w:val="zh_TW" w:bidi="zh_TW"/>
-        </w:rPr>
-      </w:r>
-    </w:p>
-    <w:p>
-      <w:pPr>
-        <w:pStyle w:val="Heading3"/>
-      </w:pPr>
-      <w:r>
-        <w:rPr>
-          <w:lang w:val="zh_TW" w:bidi="zh_TW"/>
-        </w:rPr>
-        <w:t>定義：</w:t>
-      </w:r>
-    </w:p>
-    <w:p>
-      <w:pPr/>
-      <w:r>
-        <w:rPr>
-          <w:lang w:val="zh_TW" w:bidi="zh_TW"/>
-        </w:rPr>
-      </w:r>
-      <w:r>
-        <w:rPr>
-          <w:lang w:val="zh_TW" w:bidi="zh_TW"/>
-        </w:rPr>
-        <w:t>在聖經中，「獸（beast）」這個詞通常只是「動物（animal）」的另一種說法。</w:t>
-      </w:r>
-    </w:p>
-    <w:p>
-      <w:pPr>
-        <w:pStyle w:val="ListBullet"/>
-        <w:spacing w:line="240" w:lineRule="auto"/>
-        <w:ind w:left="720"/>
-      </w:pPr>
-      <w:r>
-        <w:rPr>
-          <w:lang w:val="zh_TW" w:bidi="zh_TW"/>
-        </w:rPr>
-      </w:r>
-      <w:r>
-        <w:rPr>
-          <w:lang w:val="zh_TW" w:bidi="zh_TW"/>
-        </w:rPr>
-        <w:t>野獸是一種生活在森林或田野中且未經人類馴化的動物。</w:t>
-      </w:r>
-    </w:p>
-    <w:p>
-      <w:pPr>
-        <w:pStyle w:val="ListBullet"/>
-        <w:spacing w:line="240" w:lineRule="auto"/>
-        <w:ind w:left="720"/>
-      </w:pPr>
-      <w:r>
-        <w:rPr>
-          <w:lang w:val="zh_TW" w:bidi="zh_TW"/>
-        </w:rPr>
-      </w:r>
-      <w:r>
-        <w:rPr>
-          <w:lang w:val="zh_TW" w:bidi="zh_TW"/>
-        </w:rPr>
-        <w:t>家畜是指與人類生活在一起並被飼養，用作食物或用於工作（如耕田）的動物。通常，用「牲畜（livestock）」這個詞來指這類動物。</w:t>
-      </w:r>
-    </w:p>
-    <w:p>
-      <w:pPr>
-        <w:pStyle w:val="ListBullet"/>
-        <w:spacing w:line="240" w:lineRule="auto"/>
-        <w:ind w:left="720"/>
-      </w:pPr>
-      <w:r>
-        <w:rPr>
-          <w:lang w:val="zh_TW" w:bidi="zh_TW"/>
-        </w:rPr>
-      </w:r>
-      <w:r>
-        <w:rPr>
-          <w:lang w:val="zh_TW" w:bidi="zh_TW"/>
-        </w:rPr>
-        <w:t>舊約聖經但以理書和新約聖經啟示錄描述了異象，其中有代表邪惡勢力和權柄的獸，這些勢力和權柄與神作對。（見：隱喻）</w:t>
-      </w:r>
-    </w:p>
-    <w:p>
-      <w:pPr>
-        <w:pStyle w:val="ListBullet"/>
-        <w:spacing w:line="240" w:lineRule="auto"/>
-        <w:ind w:left="720"/>
-      </w:pPr>
-      <w:r>
-        <w:rPr>
-          <w:lang w:val="zh_TW" w:bidi="zh_TW"/>
-        </w:rPr>
-      </w:r>
-      <w:r>
-        <w:rPr>
-          <w:lang w:val="zh_TW" w:bidi="zh_TW"/>
-        </w:rPr>
-        <w:t>其中一些獸被描述為具有奇怪的特徵，例如有許多頭和許多角。它們通常擁有能力和權柄，這表明它們可能代表國家、民族或其它政治勢力。</w:t>
-      </w:r>
-    </w:p>
-    <w:p>
-      <w:pPr>
-        <w:pStyle w:val="ListBullet"/>
-        <w:spacing w:line="240" w:lineRule="auto"/>
-        <w:ind w:left="720"/>
-      </w:pPr>
-      <w:r>
-        <w:rPr>
-          <w:lang w:val="zh_TW" w:bidi="zh_TW"/>
-        </w:rPr>
-      </w:r>
-      <w:r>
-        <w:rPr>
-          <w:lang w:val="zh_TW" w:bidi="zh_TW"/>
-        </w:rPr>
-        <w:t>翻譯這個詞的方法可以包括「生物（creature）」或「受造之物」或「動物」或「野生動物」，具體取決於上下文。</w:t>
-      </w:r>
-    </w:p>
-    <w:p>
-      <w:pPr/>
-      <w:r>
-        <w:rPr>
-          <w:lang w:val="zh_TW" w:bidi="zh_TW"/>
-        </w:rPr>
-      </w:r>
-      <w:r>
-        <w:rPr>
-          <w:lang w:val="zh_TW" w:bidi="zh_TW"/>
-        </w:rPr>
-        <w:t>（另見：</w:t>
-      </w:r>
-      <w:r>
-        <w:rPr>
-          <w:lang w:val="zh_TW" w:bidi="zh_TW"/>
-        </w:rPr>
         <w:t>權柄</w:t>
       </w:r>
       <w:r>
@@ -2588,31 +2564,7 @@
         <w:rPr>
           <w:lang w:val="zh_TW" w:bidi="zh_TW"/>
         </w:rPr>
-        <w:t>、</w:t>
-      </w:r>
-      <w:r>
-        <w:rPr>
-          <w:lang w:val="zh_TW" w:bidi="zh_TW"/>
-        </w:rPr>
-        <w:t>權能</w:t>
-      </w:r>
-      <w:r>
-        <w:rPr>
-          <w:lang w:val="zh_TW" w:bidi="zh_TW"/>
-        </w:rPr>
-        <w:t>、</w:t>
-      </w:r>
-      <w:r>
-        <w:rPr>
-          <w:lang w:val="zh_TW" w:bidi="zh_TW"/>
-        </w:rPr>
-        <w:t>揭示</w:t>
-      </w:r>
-      <w:r>
-        <w:rPr>
-          <w:lang w:val="zh_TW" w:bidi="zh_TW"/>
-        </w:rPr>
-        <w:t>、</w:t>
+        <w:t>、權能、揭示、</w:t>
       </w:r>
       <w:r>
         <w:rPr>
